--- a/docs/export/fixed_summary.docx
+++ b/docs/export/fixed_summary.docx
@@ -10,7 +10,7 @@
         <w:t xml:space="preserve">fixed_summary</w:t>
       </w:r>
     </w:p>
-    <w:bookmarkStart w:id="14" w:name="fixed-summary"/>
+    <w:bookmarkStart w:id="10" w:name="fixed-summary"/>
     <w:p>
       <w:pPr>
         <w:pStyle w:val="Heading1"/>
@@ -34,7 +34,7 @@
         <w:t xml:space="preserve"> </w:t>
       </w:r>
       <w:r>
-        <w:t xml:space="preserve">6</w:t>
+        <w:t xml:space="preserve">7</w:t>
       </w:r>
       <w:r>
         <w:t xml:space="preserve"> </w:t>
@@ -50,7 +50,7 @@
         <w:t xml:space="preserve"> </w:t>
       </w:r>
       <w:r>
-        <w:t xml:space="preserve">2026-05-30T20:09:59Z</w:t>
+        <w:t xml:space="preserve">2026-06-01T09:59:17Z</w:t>
       </w:r>
       <w:r>
         <w:t xml:space="preserve"> </w:t>
@@ -66,7 +66,7 @@
         <w:t xml:space="preserve"> </w:t>
       </w:r>
       <w:r>
-        <w:t xml:space="preserve">Summary statistics for completed work on Helix Cluster OS</w:t>
+        <w:t xml:space="preserve">Counts of completed workable items</w:t>
       </w:r>
       <w:r>
         <w:t xml:space="preserve"> </w:t>
@@ -82,7 +82,7 @@
         <w:t xml:space="preserve"> </w:t>
       </w:r>
       <w:r>
-        <w:t xml:space="preserve">Constitution §11.4 covenant</w:t>
+        <w:t xml:space="preserve">Constitution §11.4.93 (workable-items DB single source of truth)</w:t>
       </w:r>
       <w:r>
         <w:t xml:space="preserve"> </w:t>
@@ -92,29 +92,40 @@
           <w:b/>
           <w:bCs/>
         </w:rPr>
-        <w:t xml:space="preserve">Maintainer:</w:t>
+        <w:t xml:space="preserve">Generated-by:</w:t>
       </w:r>
       <w:r>
         <w:t xml:space="preserve"> </w:t>
       </w:r>
       <w:r>
-        <w:t xml:space="preserve">Operator + AI loop</w:t>
+        <w:t xml:space="preserve">scripts/docs/db_to_md.py (DB is canonical; edit via cmd/hxc-registry, not by hand)</w:t>
       </w:r>
     </w:p>
     <w:p>
-      <w:r>
-        <w:pict>
-          <v:rect style="width:0;height:1.5pt" o:hralign="center" o:hrstd="t" o:hr="t"/>
-        </w:pict>
+      <w:pPr>
+        <w:pStyle w:val="BodyText"/>
+      </w:pPr>
+      <w:r>
+        <w:rPr>
+          <w:b/>
+          <w:bCs/>
+        </w:rPr>
+        <w:t xml:space="preserve">Total completed:</w:t>
+      </w:r>
+      <w:r>
+        <w:t xml:space="preserve"> </w:t>
+      </w:r>
+      <w:r>
+        <w:t xml:space="preserve">17</w:t>
       </w:r>
     </w:p>
-    <w:bookmarkStart w:id="9" w:name="overview"/>
+    <w:bookmarkStart w:id="9" w:name="by-type"/>
     <w:p>
       <w:pPr>
-        <w:pStyle w:val="Heading2"/>
+        <w:pStyle w:val="Heading3"/>
       </w:pPr>
       <w:r>
-        <w:t xml:space="preserve">Overview</w:t>
+        <w:t xml:space="preserve">By type</w:t>
       </w:r>
     </w:p>
     <w:tbl>
@@ -126,110 +137,6 @@
       <w:tblGrid>
         <w:gridCol w:w="3960"/>
         <w:gridCol w:w="3960"/>
-      </w:tblGrid>
-      <w:tr>
-        <w:trPr>
-          <w:tblHeader w:val="on"/>
-        </w:trPr>
-        <w:tc>
-          <w:tcPr/>
-          <w:p>
-            <w:pPr>
-              <w:pStyle w:val="Compact"/>
-            </w:pPr>
-            <w:r>
-              <w:t xml:space="preserve">Metric</w:t>
-            </w:r>
-          </w:p>
-        </w:tc>
-        <w:tc>
-          <w:tcPr/>
-          <w:p>
-            <w:pPr>
-              <w:pStyle w:val="Compact"/>
-            </w:pPr>
-            <w:r>
-              <w:t xml:space="preserve">Value</w:t>
-            </w:r>
-          </w:p>
-        </w:tc>
-      </w:tr>
-      <w:tr>
-        <w:tc>
-          <w:tcPr/>
-          <w:p>
-            <w:pPr>
-              <w:pStyle w:val="Compact"/>
-            </w:pPr>
-            <w:r>
-              <w:t xml:space="preserve">Total completed items</w:t>
-            </w:r>
-          </w:p>
-        </w:tc>
-        <w:tc>
-          <w:tcPr/>
-          <w:p>
-            <w:pPr>
-              <w:pStyle w:val="Compact"/>
-            </w:pPr>
-            <w:r>
-              <w:t xml:space="preserve">15</w:t>
-            </w:r>
-          </w:p>
-        </w:tc>
-      </w:tr>
-      <w:tr>
-        <w:tc>
-          <w:tcPr/>
-          <w:p>
-            <w:pPr>
-              <w:pStyle w:val="Compact"/>
-            </w:pPr>
-            <w:r>
-              <w:t xml:space="preserve">Overall completion %</w:t>
-            </w:r>
-          </w:p>
-        </w:tc>
-        <w:tc>
-          <w:tcPr/>
-          <w:p>
-            <w:pPr>
-              <w:pStyle w:val="Compact"/>
-            </w:pPr>
-            <w:r>
-              <w:t xml:space="preserve">75% (15 of 20 total items)</w:t>
-            </w:r>
-          </w:p>
-        </w:tc>
-      </w:tr>
-    </w:tbl>
-    <w:p>
-      <w:r>
-        <w:pict>
-          <v:rect style="width:0;height:1.5pt" o:hralign="center" o:hrstd="t" o:hr="t"/>
-        </w:pict>
-      </w:r>
-    </w:p>
-    <w:bookmarkEnd w:id="9"/>
-    <w:bookmarkStart w:id="10" w:name="by-type"/>
-    <w:p>
-      <w:pPr>
-        <w:pStyle w:val="Heading2"/>
-      </w:pPr>
-      <w:r>
-        <w:t xml:space="preserve">By Type</w:t>
-      </w:r>
-    </w:p>
-    <w:tbl>
-      <w:tblPr>
-        <w:tblStyle w:val="Table"/>
-        <w:tblW w:type="auto" w:w="0"/>
-        <w:tblLook w:firstRow="1" w:lastRow="0" w:firstColumn="0" w:lastColumn="0" w:noHBand="0" w:noVBand="0" w:val="0020"/>
-      </w:tblPr>
-      <w:tblGrid>
-        <w:gridCol w:w="2640"/>
-        <w:gridCol w:w="2640"/>
-        <w:gridCol w:w="2640"/>
       </w:tblGrid>
       <w:tr>
         <w:trPr>
@@ -257,52 +164,6 @@
             </w:r>
           </w:p>
         </w:tc>
-        <w:tc>
-          <w:tcPr/>
-          <w:p>
-            <w:pPr>
-              <w:pStyle w:val="Compact"/>
-            </w:pPr>
-            <w:r>
-              <w:t xml:space="preserve">% of total</w:t>
-            </w:r>
-          </w:p>
-        </w:tc>
-      </w:tr>
-      <w:tr>
-        <w:tc>
-          <w:tcPr/>
-          <w:p>
-            <w:pPr>
-              <w:pStyle w:val="Compact"/>
-            </w:pPr>
-            <w:r>
-              <w:t xml:space="preserve">Bug</w:t>
-            </w:r>
-          </w:p>
-        </w:tc>
-        <w:tc>
-          <w:tcPr/>
-          <w:p>
-            <w:pPr>
-              <w:pStyle w:val="Compact"/>
-            </w:pPr>
-            <w:r>
-              <w:t xml:space="preserve">1</w:t>
-            </w:r>
-          </w:p>
-        </w:tc>
-        <w:tc>
-          <w:tcPr/>
-          <w:p>
-            <w:pPr>
-              <w:pStyle w:val="Compact"/>
-            </w:pPr>
-            <w:r>
-              <w:t xml:space="preserve">6.7%</w:t>
-            </w:r>
-          </w:p>
-        </w:tc>
       </w:tr>
       <w:tr>
         <w:tc>
@@ -323,660 +184,14 @@
               <w:pStyle w:val="Compact"/>
             </w:pPr>
             <w:r>
-              <w:t xml:space="preserve">9</w:t>
-            </w:r>
-          </w:p>
-        </w:tc>
-        <w:tc>
-          <w:tcPr/>
-          <w:p>
-            <w:pPr>
-              <w:pStyle w:val="Compact"/>
-            </w:pPr>
-            <w:r>
-              <w:t xml:space="preserve">60.0%</w:t>
-            </w:r>
-          </w:p>
-        </w:tc>
-      </w:tr>
-      <w:tr>
-        <w:tc>
-          <w:tcPr/>
-          <w:p>
-            <w:pPr>
-              <w:pStyle w:val="Compact"/>
-            </w:pPr>
-            <w:r>
-              <w:t xml:space="preserve">Feature</w:t>
-            </w:r>
-          </w:p>
-        </w:tc>
-        <w:tc>
-          <w:tcPr/>
-          <w:p>
-            <w:pPr>
-              <w:pStyle w:val="Compact"/>
-            </w:pPr>
-            <w:r>
-              <w:t xml:space="preserve">5</w:t>
-            </w:r>
-          </w:p>
-        </w:tc>
-        <w:tc>
-          <w:tcPr/>
-          <w:p>
-            <w:pPr>
-              <w:pStyle w:val="Compact"/>
-            </w:pPr>
-            <w:r>
-              <w:t xml:space="preserve">33.3%</w:t>
+              <w:t xml:space="preserve">17</w:t>
             </w:r>
           </w:p>
         </w:tc>
       </w:tr>
     </w:tbl>
-    <w:p>
-      <w:r>
-        <w:pict>
-          <v:rect style="width:0;height:1.5pt" o:hralign="center" o:hrstd="t" o:hr="t"/>
-        </w:pict>
-      </w:r>
-    </w:p>
+    <w:bookmarkEnd w:id="9"/>
     <w:bookmarkEnd w:id="10"/>
-    <w:bookmarkStart w:id="11" w:name="by-phase"/>
-    <w:p>
-      <w:pPr>
-        <w:pStyle w:val="Heading2"/>
-      </w:pPr>
-      <w:r>
-        <w:t xml:space="preserve">By Phase</w:t>
-      </w:r>
-    </w:p>
-    <w:tbl>
-      <w:tblPr>
-        <w:tblStyle w:val="Table"/>
-        <w:tblW w:type="pct" w:w="5000"/>
-        <w:tblLayout w:type="fixed"/>
-        <w:tblLook w:firstRow="1" w:lastRow="0" w:firstColumn="0" w:lastColumn="0" w:noHBand="0" w:noVBand="0" w:val="0020"/>
-      </w:tblPr>
-      <w:tblGrid>
-        <w:gridCol w:w="2640"/>
-        <w:gridCol w:w="2640"/>
-        <w:gridCol w:w="2640"/>
-      </w:tblGrid>
-      <w:tr>
-        <w:trPr>
-          <w:tblHeader w:val="on"/>
-        </w:trPr>
-        <w:tc>
-          <w:tcPr/>
-          <w:p>
-            <w:pPr>
-              <w:pStyle w:val="Compact"/>
-            </w:pPr>
-            <w:r>
-              <w:t xml:space="preserve">Phase</w:t>
-            </w:r>
-          </w:p>
-        </w:tc>
-        <w:tc>
-          <w:tcPr/>
-          <w:p>
-            <w:pPr>
-              <w:pStyle w:val="Compact"/>
-            </w:pPr>
-            <w:r>
-              <w:t xml:space="preserve">Count</w:t>
-            </w:r>
-          </w:p>
-        </w:tc>
-        <w:tc>
-          <w:tcPr/>
-          <w:p>
-            <w:pPr>
-              <w:pStyle w:val="Compact"/>
-            </w:pPr>
-            <w:r>
-              <w:t xml:space="preserve">Items</w:t>
-            </w:r>
-          </w:p>
-        </w:tc>
-      </w:tr>
-      <w:tr>
-        <w:tc>
-          <w:tcPr/>
-          <w:p>
-            <w:pPr>
-              <w:pStyle w:val="Compact"/>
-            </w:pPr>
-            <w:r>
-              <w:t xml:space="preserve">Phase 0 Foundation</w:t>
-            </w:r>
-          </w:p>
-        </w:tc>
-        <w:tc>
-          <w:tcPr/>
-          <w:p>
-            <w:pPr>
-              <w:pStyle w:val="Compact"/>
-            </w:pPr>
-            <w:r>
-              <w:t xml:space="preserve">1</w:t>
-            </w:r>
-          </w:p>
-        </w:tc>
-        <w:tc>
-          <w:tcPr/>
-          <w:p>
-            <w:pPr>
-              <w:pStyle w:val="Compact"/>
-            </w:pPr>
-            <w:r>
-              <w:t xml:space="preserve">HXC-001</w:t>
-            </w:r>
-          </w:p>
-        </w:tc>
-      </w:tr>
-      <w:tr>
-        <w:tc>
-          <w:tcPr/>
-          <w:p>
-            <w:pPr>
-              <w:pStyle w:val="Compact"/>
-            </w:pPr>
-            <w:r>
-              <w:t xml:space="preserve">Phase 1 Core Infrastructure</w:t>
-            </w:r>
-          </w:p>
-        </w:tc>
-        <w:tc>
-          <w:tcPr/>
-          <w:p>
-            <w:pPr>
-              <w:pStyle w:val="Compact"/>
-            </w:pPr>
-            <w:r>
-              <w:t xml:space="preserve">1</w:t>
-            </w:r>
-          </w:p>
-        </w:tc>
-        <w:tc>
-          <w:tcPr/>
-          <w:p>
-            <w:pPr>
-              <w:pStyle w:val="Compact"/>
-            </w:pPr>
-            <w:r>
-              <w:t xml:space="preserve">HXC-002</w:t>
-            </w:r>
-          </w:p>
-        </w:tc>
-      </w:tr>
-      <w:tr>
-        <w:tc>
-          <w:tcPr/>
-          <w:p>
-            <w:pPr>
-              <w:pStyle w:val="Compact"/>
-            </w:pPr>
-            <w:r>
-              <w:t xml:space="preserve">Phase 2 SWIM / WireGuard / Session</w:t>
-            </w:r>
-          </w:p>
-        </w:tc>
-        <w:tc>
-          <w:tcPr/>
-          <w:p>
-            <w:pPr>
-              <w:pStyle w:val="Compact"/>
-            </w:pPr>
-            <w:r>
-              <w:t xml:space="preserve">4</w:t>
-            </w:r>
-          </w:p>
-        </w:tc>
-        <w:tc>
-          <w:tcPr/>
-          <w:p>
-            <w:pPr>
-              <w:pStyle w:val="Compact"/>
-            </w:pPr>
-            <w:r>
-              <w:t xml:space="preserve">HXC-004, HXC-005, HXC-006, HXC-007</w:t>
-            </w:r>
-          </w:p>
-        </w:tc>
-      </w:tr>
-      <w:tr>
-        <w:tc>
-          <w:tcPr/>
-          <w:p>
-            <w:pPr>
-              <w:pStyle w:val="Compact"/>
-            </w:pPr>
-            <w:r>
-              <w:t xml:space="preserve">Phase 2-3 Scheduler / Aggregator / Backends</w:t>
-            </w:r>
-          </w:p>
-        </w:tc>
-        <w:tc>
-          <w:tcPr/>
-          <w:p>
-            <w:pPr>
-              <w:pStyle w:val="Compact"/>
-            </w:pPr>
-            <w:r>
-              <w:t xml:space="preserve">3</w:t>
-            </w:r>
-          </w:p>
-        </w:tc>
-        <w:tc>
-          <w:tcPr/>
-          <w:p>
-            <w:pPr>
-              <w:pStyle w:val="Compact"/>
-            </w:pPr>
-            <w:r>
-              <w:t xml:space="preserve">HXC-012, HXC-013, HXC-014</w:t>
-            </w:r>
-          </w:p>
-        </w:tc>
-      </w:tr>
-      <w:tr>
-        <w:tc>
-          <w:tcPr/>
-          <w:p>
-            <w:pPr>
-              <w:pStyle w:val="Compact"/>
-            </w:pPr>
-            <w:r>
-              <w:t xml:space="preserve">Constitution / Governance</w:t>
-            </w:r>
-          </w:p>
-        </w:tc>
-        <w:tc>
-          <w:tcPr/>
-          <w:p>
-            <w:pPr>
-              <w:pStyle w:val="Compact"/>
-            </w:pPr>
-            <w:r>
-              <w:t xml:space="preserve">2</w:t>
-            </w:r>
-          </w:p>
-        </w:tc>
-        <w:tc>
-          <w:tcPr/>
-          <w:p>
-            <w:pPr>
-              <w:pStyle w:val="Compact"/>
-            </w:pPr>
-            <w:r>
-              <w:t xml:space="preserve">HXC-003, HXC-008</w:t>
-            </w:r>
-          </w:p>
-        </w:tc>
-      </w:tr>
-      <w:tr>
-        <w:tc>
-          <w:tcPr/>
-          <w:p>
-            <w:pPr>
-              <w:pStyle w:val="Compact"/>
-            </w:pPr>
-            <w:r>
-              <w:t xml:space="preserve">Audit / Quality</w:t>
-            </w:r>
-          </w:p>
-        </w:tc>
-        <w:tc>
-          <w:tcPr/>
-          <w:p>
-            <w:pPr>
-              <w:pStyle w:val="Compact"/>
-            </w:pPr>
-            <w:r>
-              <w:t xml:space="preserve">3</w:t>
-            </w:r>
-          </w:p>
-        </w:tc>
-        <w:tc>
-          <w:tcPr/>
-          <w:p>
-            <w:pPr>
-              <w:pStyle w:val="Compact"/>
-            </w:pPr>
-            <w:r>
-              <w:t xml:space="preserve">HXC-009, HXC-010, HXC-011</w:t>
-            </w:r>
-          </w:p>
-        </w:tc>
-      </w:tr>
-      <w:tr>
-        <w:tc>
-          <w:tcPr/>
-          <w:p>
-            <w:pPr>
-              <w:pStyle w:val="Compact"/>
-            </w:pPr>
-            <w:r>
-              <w:t xml:space="preserve">Documentation / Tracking</w:t>
-            </w:r>
-          </w:p>
-        </w:tc>
-        <w:tc>
-          <w:tcPr/>
-          <w:p>
-            <w:pPr>
-              <w:pStyle w:val="Compact"/>
-            </w:pPr>
-            <w:r>
-              <w:t xml:space="preserve">1</w:t>
-            </w:r>
-          </w:p>
-        </w:tc>
-        <w:tc>
-          <w:tcPr/>
-          <w:p>
-            <w:pPr>
-              <w:pStyle w:val="Compact"/>
-            </w:pPr>
-            <w:r>
-              <w:t xml:space="preserve">HXC-015</w:t>
-            </w:r>
-          </w:p>
-        </w:tc>
-      </w:tr>
-    </w:tbl>
-    <w:p>
-      <w:r>
-        <w:pict>
-          <v:rect style="width:0;height:1.5pt" o:hralign="center" o:hrstd="t" o:hr="t"/>
-        </w:pict>
-      </w:r>
-    </w:p>
-    <w:bookmarkEnd w:id="11"/>
-    <w:bookmarkStart w:id="12" w:name="by-month"/>
-    <w:p>
-      <w:pPr>
-        <w:pStyle w:val="Heading2"/>
-      </w:pPr>
-      <w:r>
-        <w:t xml:space="preserve">By Month</w:t>
-      </w:r>
-    </w:p>
-    <w:tbl>
-      <w:tblPr>
-        <w:tblStyle w:val="Table"/>
-        <w:tblW w:type="auto" w:w="0"/>
-        <w:tblLook w:firstRow="1" w:lastRow="0" w:firstColumn="0" w:lastColumn="0" w:noHBand="0" w:noVBand="0" w:val="0020"/>
-      </w:tblPr>
-      <w:tblGrid>
-        <w:gridCol w:w="3960"/>
-        <w:gridCol w:w="3960"/>
-      </w:tblGrid>
-      <w:tr>
-        <w:trPr>
-          <w:tblHeader w:val="on"/>
-        </w:trPr>
-        <w:tc>
-          <w:tcPr/>
-          <w:p>
-            <w:pPr>
-              <w:pStyle w:val="Compact"/>
-            </w:pPr>
-            <w:r>
-              <w:t xml:space="preserve">Month</w:t>
-            </w:r>
-          </w:p>
-        </w:tc>
-        <w:tc>
-          <w:tcPr/>
-          <w:p>
-            <w:pPr>
-              <w:pStyle w:val="Compact"/>
-            </w:pPr>
-            <w:r>
-              <w:t xml:space="preserve">Count</w:t>
-            </w:r>
-          </w:p>
-        </w:tc>
-      </w:tr>
-      <w:tr>
-        <w:tc>
-          <w:tcPr/>
-          <w:p>
-            <w:pPr>
-              <w:pStyle w:val="Compact"/>
-            </w:pPr>
-            <w:r>
-              <w:t xml:space="preserve">2026-05</w:t>
-            </w:r>
-          </w:p>
-        </w:tc>
-        <w:tc>
-          <w:tcPr/>
-          <w:p>
-            <w:pPr>
-              <w:pStyle w:val="Compact"/>
-            </w:pPr>
-            <w:r>
-              <w:t xml:space="preserve">15</w:t>
-            </w:r>
-          </w:p>
-        </w:tc>
-      </w:tr>
-    </w:tbl>
-    <w:p>
-      <w:r>
-        <w:pict>
-          <v:rect style="width:0;height:1.5pt" o:hralign="center" o:hrstd="t" o:hr="t"/>
-        </w:pict>
-      </w:r>
-    </w:p>
-    <w:bookmarkEnd w:id="12"/>
-    <w:bookmarkStart w:id="13" w:name="burn-down"/>
-    <w:p>
-      <w:pPr>
-        <w:pStyle w:val="Heading2"/>
-      </w:pPr>
-      <w:r>
-        <w:t xml:space="preserve">Burn-down</w:t>
-      </w:r>
-    </w:p>
-    <w:tbl>
-      <w:tblPr>
-        <w:tblStyle w:val="Table"/>
-        <w:tblW w:type="auto" w:w="0"/>
-        <w:tblLook w:firstRow="1" w:lastRow="0" w:firstColumn="0" w:lastColumn="0" w:noHBand="0" w:noVBand="0" w:val="0020"/>
-      </w:tblPr>
-      <w:tblGrid>
-        <w:gridCol w:w="3960"/>
-        <w:gridCol w:w="3960"/>
-      </w:tblGrid>
-      <w:tr>
-        <w:trPr>
-          <w:tblHeader w:val="on"/>
-        </w:trPr>
-        <w:tc>
-          <w:tcPr/>
-          <w:p>
-            <w:pPr>
-              <w:pStyle w:val="Compact"/>
-            </w:pPr>
-            <w:r>
-              <w:t xml:space="preserve">Status</w:t>
-            </w:r>
-          </w:p>
-        </w:tc>
-        <w:tc>
-          <w:tcPr/>
-          <w:p>
-            <w:pPr>
-              <w:pStyle w:val="Compact"/>
-            </w:pPr>
-            <w:r>
-              <w:t xml:space="preserve">Count</w:t>
-            </w:r>
-          </w:p>
-        </w:tc>
-      </w:tr>
-      <w:tr>
-        <w:tc>
-          <w:tcPr/>
-          <w:p>
-            <w:pPr>
-              <w:pStyle w:val="Compact"/>
-            </w:pPr>
-            <w:r>
-              <w:t xml:space="preserve">Fixed</w:t>
-            </w:r>
-          </w:p>
-        </w:tc>
-        <w:tc>
-          <w:tcPr/>
-          <w:p>
-            <w:pPr>
-              <w:pStyle w:val="Compact"/>
-            </w:pPr>
-            <w:r>
-              <w:t xml:space="preserve">15</w:t>
-            </w:r>
-          </w:p>
-        </w:tc>
-      </w:tr>
-      <w:tr>
-        <w:tc>
-          <w:tcPr/>
-          <w:p>
-            <w:pPr>
-              <w:pStyle w:val="Compact"/>
-            </w:pPr>
-            <w:r>
-              <w:t xml:space="preserve">Active (Queued + In progress)</w:t>
-            </w:r>
-          </w:p>
-        </w:tc>
-        <w:tc>
-          <w:tcPr/>
-          <w:p>
-            <w:pPr>
-              <w:pStyle w:val="Compact"/>
-            </w:pPr>
-            <w:r>
-              <w:t xml:space="preserve">5</w:t>
-            </w:r>
-          </w:p>
-        </w:tc>
-      </w:tr>
-      <w:tr>
-        <w:tc>
-          <w:tcPr/>
-          <w:p>
-            <w:pPr>
-              <w:pStyle w:val="Compact"/>
-            </w:pPr>
-            <w:r>
-              <w:rPr>
-                <w:b/>
-                <w:bCs/>
-              </w:rPr>
-              <w:t xml:space="preserve">Grand total</w:t>
-            </w:r>
-          </w:p>
-        </w:tc>
-        <w:tc>
-          <w:tcPr/>
-          <w:p>
-            <w:pPr>
-              <w:pStyle w:val="Compact"/>
-            </w:pPr>
-            <w:r>
-              <w:rPr>
-                <w:b/>
-                <w:bCs/>
-              </w:rPr>
-              <w:t xml:space="preserve">20</w:t>
-            </w:r>
-          </w:p>
-        </w:tc>
-      </w:tr>
-    </w:tbl>
-    <w:p>
-      <w:r>
-        <w:pict>
-          <v:rect style="width:0;height:1.5pt" o:hralign="center" o:hrstd="t" o:hr="t"/>
-        </w:pict>
-      </w:r>
-    </w:p>
-    <w:p>
-      <w:pPr>
-        <w:pStyle w:val="FirstParagraph"/>
-      </w:pPr>
-      <w:r>
-        <w:rPr>
-          <w:i/>
-          <w:iCs/>
-        </w:rPr>
-        <w:t xml:space="preserve">For detailed completed work, see</w:t>
-      </w:r>
-      <w:r>
-        <w:rPr>
-          <w:i/>
-          <w:iCs/>
-        </w:rPr>
-        <w:t xml:space="preserve"> </w:t>
-      </w:r>
-      <w:r>
-        <w:rPr>
-          <w:rStyle w:val="VerbatimChar"/>
-          <w:i/>
-          <w:iCs/>
-        </w:rPr>
-        <w:t xml:space="preserve">docs/fixed.md</w:t>
-      </w:r>
-      <w:r>
-        <w:rPr>
-          <w:i/>
-          <w:iCs/>
-        </w:rPr>
-        <w:t xml:space="preserve">.</w:t>
-      </w:r>
-      <w:r>
-        <w:t xml:space="preserve"> </w:t>
-      </w:r>
-      <w:r>
-        <w:rPr>
-          <w:i/>
-          <w:iCs/>
-        </w:rPr>
-        <w:t xml:space="preserve">For active work, see</w:t>
-      </w:r>
-      <w:r>
-        <w:rPr>
-          <w:i/>
-          <w:iCs/>
-        </w:rPr>
-        <w:t xml:space="preserve"> </w:t>
-      </w:r>
-      <w:r>
-        <w:rPr>
-          <w:rStyle w:val="VerbatimChar"/>
-          <w:i/>
-          <w:iCs/>
-        </w:rPr>
-        <w:t xml:space="preserve">docs/issues.md</w:t>
-      </w:r>
-      <w:r>
-        <w:rPr>
-          <w:i/>
-          <w:iCs/>
-        </w:rPr>
-        <w:t xml:space="preserve">.</w:t>
-      </w:r>
-    </w:p>
-    <w:bookmarkEnd w:id="13"/>
-    <w:bookmarkEnd w:id="14"/>
     <w:sectPr>
       <w:footnotePr>
         <w:numRestart w:val="eachSect"/>

--- a/docs/export/fixed_summary.docx
+++ b/docs/export/fixed_summary.docx
@@ -34,7 +34,7 @@
         <w:t xml:space="preserve"> </w:t>
       </w:r>
       <w:r>
-        <w:t xml:space="preserve">7</w:t>
+        <w:t xml:space="preserve">8</w:t>
       </w:r>
       <w:r>
         <w:t xml:space="preserve"> </w:t>
@@ -50,7 +50,7 @@
         <w:t xml:space="preserve"> </w:t>
       </w:r>
       <w:r>
-        <w:t xml:space="preserve">2026-06-01T09:59:17Z</w:t>
+        <w:t xml:space="preserve">2026-06-01T10:29:18Z</w:t>
       </w:r>
       <w:r>
         <w:t xml:space="preserve"> </w:t>
@@ -116,7 +116,7 @@
         <w:t xml:space="preserve"> </w:t>
       </w:r>
       <w:r>
-        <w:t xml:space="preserve">17</w:t>
+        <w:t xml:space="preserve">47</w:t>
       </w:r>
     </w:p>
     <w:bookmarkStart w:id="9" w:name="by-type"/>
@@ -173,6 +173,54 @@
               <w:pStyle w:val="Compact"/>
             </w:pPr>
             <w:r>
+              <w:t xml:space="preserve">Bug</w:t>
+            </w:r>
+          </w:p>
+        </w:tc>
+        <w:tc>
+          <w:tcPr/>
+          <w:p>
+            <w:pPr>
+              <w:pStyle w:val="Compact"/>
+            </w:pPr>
+            <w:r>
+              <w:t xml:space="preserve">12</w:t>
+            </w:r>
+          </w:p>
+        </w:tc>
+      </w:tr>
+      <w:tr>
+        <w:tc>
+          <w:tcPr/>
+          <w:p>
+            <w:pPr>
+              <w:pStyle w:val="Compact"/>
+            </w:pPr>
+            <w:r>
+              <w:t xml:space="preserve">Feature</w:t>
+            </w:r>
+          </w:p>
+        </w:tc>
+        <w:tc>
+          <w:tcPr/>
+          <w:p>
+            <w:pPr>
+              <w:pStyle w:val="Compact"/>
+            </w:pPr>
+            <w:r>
+              <w:t xml:space="preserve">9</w:t>
+            </w:r>
+          </w:p>
+        </w:tc>
+      </w:tr>
+      <w:tr>
+        <w:tc>
+          <w:tcPr/>
+          <w:p>
+            <w:pPr>
+              <w:pStyle w:val="Compact"/>
+            </w:pPr>
+            <w:r>
               <w:t xml:space="preserve">Task</w:t>
             </w:r>
           </w:p>
@@ -184,7 +232,7 @@
               <w:pStyle w:val="Compact"/>
             </w:pPr>
             <w:r>
-              <w:t xml:space="preserve">17</w:t>
+              <w:t xml:space="preserve">26</w:t>
             </w:r>
           </w:p>
         </w:tc>

--- a/docs/export/fixed_summary.docx
+++ b/docs/export/fixed_summary.docx
@@ -34,7 +34,7 @@
         <w:t xml:space="preserve"> </w:t>
       </w:r>
       <w:r>
-        <w:t xml:space="preserve">8</w:t>
+        <w:t xml:space="preserve">9</w:t>
       </w:r>
       <w:r>
         <w:t xml:space="preserve"> </w:t>
@@ -50,7 +50,7 @@
         <w:t xml:space="preserve"> </w:t>
       </w:r>
       <w:r>
-        <w:t xml:space="preserve">2026-06-01T10:29:18Z</w:t>
+        <w:t xml:space="preserve">2026-06-01T11:05:59Z</w:t>
       </w:r>
       <w:r>
         <w:t xml:space="preserve"> </w:t>
@@ -116,7 +116,7 @@
         <w:t xml:space="preserve"> </w:t>
       </w:r>
       <w:r>
-        <w:t xml:space="preserve">47</w:t>
+        <w:t xml:space="preserve">77</w:t>
       </w:r>
     </w:p>
     <w:bookmarkStart w:id="9" w:name="by-type"/>
@@ -184,7 +184,7 @@
               <w:pStyle w:val="Compact"/>
             </w:pPr>
             <w:r>
-              <w:t xml:space="preserve">12</w:t>
+              <w:t xml:space="preserve">27</w:t>
             </w:r>
           </w:p>
         </w:tc>
@@ -208,7 +208,7 @@
               <w:pStyle w:val="Compact"/>
             </w:pPr>
             <w:r>
-              <w:t xml:space="preserve">9</w:t>
+              <w:t xml:space="preserve">12</w:t>
             </w:r>
           </w:p>
         </w:tc>
@@ -232,7 +232,7 @@
               <w:pStyle w:val="Compact"/>
             </w:pPr>
             <w:r>
-              <w:t xml:space="preserve">26</w:t>
+              <w:t xml:space="preserve">38</w:t>
             </w:r>
           </w:p>
         </w:tc>

--- a/docs/export/fixed_summary.docx
+++ b/docs/export/fixed_summary.docx
@@ -34,7 +34,7 @@
         <w:t xml:space="preserve"> </w:t>
       </w:r>
       <w:r>
-        <w:t xml:space="preserve">9</w:t>
+        <w:t xml:space="preserve">10</w:t>
       </w:r>
       <w:r>
         <w:t xml:space="preserve"> </w:t>
@@ -50,7 +50,7 @@
         <w:t xml:space="preserve"> </w:t>
       </w:r>
       <w:r>
-        <w:t xml:space="preserve">2026-06-01T11:05:59Z</w:t>
+        <w:t xml:space="preserve">2026-06-01T11:23:56Z</w:t>
       </w:r>
       <w:r>
         <w:t xml:space="preserve"> </w:t>
@@ -116,7 +116,7 @@
         <w:t xml:space="preserve"> </w:t>
       </w:r>
       <w:r>
-        <w:t xml:space="preserve">77</w:t>
+        <w:t xml:space="preserve">83</w:t>
       </w:r>
     </w:p>
     <w:bookmarkStart w:id="9" w:name="by-type"/>
@@ -184,7 +184,7 @@
               <w:pStyle w:val="Compact"/>
             </w:pPr>
             <w:r>
-              <w:t xml:space="preserve">27</w:t>
+              <w:t xml:space="preserve">29</w:t>
             </w:r>
           </w:p>
         </w:tc>
@@ -232,7 +232,7 @@
               <w:pStyle w:val="Compact"/>
             </w:pPr>
             <w:r>
-              <w:t xml:space="preserve">38</w:t>
+              <w:t xml:space="preserve">42</w:t>
             </w:r>
           </w:p>
         </w:tc>

--- a/docs/export/fixed_summary.docx
+++ b/docs/export/fixed_summary.docx
@@ -34,7 +34,7 @@
         <w:t xml:space="preserve"> </w:t>
       </w:r>
       <w:r>
-        <w:t xml:space="preserve">10</w:t>
+        <w:t xml:space="preserve">11</w:t>
       </w:r>
       <w:r>
         <w:t xml:space="preserve"> </w:t>
@@ -50,7 +50,7 @@
         <w:t xml:space="preserve"> </w:t>
       </w:r>
       <w:r>
-        <w:t xml:space="preserve">2026-06-01T11:23:56Z</w:t>
+        <w:t xml:space="preserve">2026-06-01T11:29:04Z</w:t>
       </w:r>
       <w:r>
         <w:t xml:space="preserve"> </w:t>

--- a/docs/export/fixed_summary.docx
+++ b/docs/export/fixed_summary.docx
@@ -34,7 +34,7 @@
         <w:t xml:space="preserve"> </w:t>
       </w:r>
       <w:r>
-        <w:t xml:space="preserve">11</w:t>
+        <w:t xml:space="preserve">12</w:t>
       </w:r>
       <w:r>
         <w:t xml:space="preserve"> </w:t>
@@ -50,7 +50,7 @@
         <w:t xml:space="preserve"> </w:t>
       </w:r>
       <w:r>
-        <w:t xml:space="preserve">2026-06-01T11:29:04Z</w:t>
+        <w:t xml:space="preserve">2026-06-01T12:11:50Z</w:t>
       </w:r>
       <w:r>
         <w:t xml:space="preserve"> </w:t>
@@ -116,7 +116,7 @@
         <w:t xml:space="preserve"> </w:t>
       </w:r>
       <w:r>
-        <w:t xml:space="preserve">83</w:t>
+        <w:t xml:space="preserve">90</w:t>
       </w:r>
     </w:p>
     <w:bookmarkStart w:id="9" w:name="by-type"/>
@@ -208,7 +208,7 @@
               <w:pStyle w:val="Compact"/>
             </w:pPr>
             <w:r>
-              <w:t xml:space="preserve">12</w:t>
+              <w:t xml:space="preserve">19</w:t>
             </w:r>
           </w:p>
         </w:tc>

--- a/docs/export/fixed_summary.docx
+++ b/docs/export/fixed_summary.docx
@@ -34,7 +34,7 @@
         <w:t xml:space="preserve"> </w:t>
       </w:r>
       <w:r>
-        <w:t xml:space="preserve">12</w:t>
+        <w:t xml:space="preserve">13</w:t>
       </w:r>
       <w:r>
         <w:t xml:space="preserve"> </w:t>
@@ -50,7 +50,7 @@
         <w:t xml:space="preserve"> </w:t>
       </w:r>
       <w:r>
-        <w:t xml:space="preserve">2026-06-01T12:11:50Z</w:t>
+        <w:t xml:space="preserve">2026-06-01T13:04:05Z</w:t>
       </w:r>
       <w:r>
         <w:t xml:space="preserve"> </w:t>
@@ -116,7 +116,7 @@
         <w:t xml:space="preserve"> </w:t>
       </w:r>
       <w:r>
-        <w:t xml:space="preserve">90</w:t>
+        <w:t xml:space="preserve">100</w:t>
       </w:r>
     </w:p>
     <w:bookmarkStart w:id="9" w:name="by-type"/>
@@ -208,7 +208,7 @@
               <w:pStyle w:val="Compact"/>
             </w:pPr>
             <w:r>
-              <w:t xml:space="preserve">19</w:t>
+              <w:t xml:space="preserve">29</w:t>
             </w:r>
           </w:p>
         </w:tc>

--- a/docs/export/fixed_summary.docx
+++ b/docs/export/fixed_summary.docx
@@ -34,7 +34,7 @@
         <w:t xml:space="preserve"> </w:t>
       </w:r>
       <w:r>
-        <w:t xml:space="preserve">13</w:t>
+        <w:t xml:space="preserve">14</w:t>
       </w:r>
       <w:r>
         <w:t xml:space="preserve"> </w:t>
@@ -50,7 +50,7 @@
         <w:t xml:space="preserve"> </w:t>
       </w:r>
       <w:r>
-        <w:t xml:space="preserve">2026-06-01T13:04:05Z</w:t>
+        <w:t xml:space="preserve">2026-06-01T13:53:26Z</w:t>
       </w:r>
       <w:r>
         <w:t xml:space="preserve"> </w:t>
@@ -116,7 +116,7 @@
         <w:t xml:space="preserve"> </w:t>
       </w:r>
       <w:r>
-        <w:t xml:space="preserve">100</w:t>
+        <w:t xml:space="preserve">105</w:t>
       </w:r>
     </w:p>
     <w:bookmarkStart w:id="9" w:name="by-type"/>
@@ -208,7 +208,7 @@
               <w:pStyle w:val="Compact"/>
             </w:pPr>
             <w:r>
-              <w:t xml:space="preserve">29</w:t>
+              <w:t xml:space="preserve">34</w:t>
             </w:r>
           </w:p>
         </w:tc>

--- a/docs/export/fixed_summary.docx
+++ b/docs/export/fixed_summary.docx
@@ -34,7 +34,7 @@
         <w:t xml:space="preserve"> </w:t>
       </w:r>
       <w:r>
-        <w:t xml:space="preserve">14</w:t>
+        <w:t xml:space="preserve">15</w:t>
       </w:r>
       <w:r>
         <w:t xml:space="preserve"> </w:t>
@@ -50,7 +50,7 @@
         <w:t xml:space="preserve"> </w:t>
       </w:r>
       <w:r>
-        <w:t xml:space="preserve">2026-06-01T13:53:26Z</w:t>
+        <w:t xml:space="preserve">2026-06-01T14:11:33Z</w:t>
       </w:r>
       <w:r>
         <w:t xml:space="preserve"> </w:t>
@@ -116,7 +116,7 @@
         <w:t xml:space="preserve"> </w:t>
       </w:r>
       <w:r>
-        <w:t xml:space="preserve">105</w:t>
+        <w:t xml:space="preserve">108</w:t>
       </w:r>
     </w:p>
     <w:bookmarkStart w:id="9" w:name="by-type"/>
@@ -208,7 +208,7 @@
               <w:pStyle w:val="Compact"/>
             </w:pPr>
             <w:r>
-              <w:t xml:space="preserve">34</w:t>
+              <w:t xml:space="preserve">37</w:t>
             </w:r>
           </w:p>
         </w:tc>

--- a/docs/export/fixed_summary.docx
+++ b/docs/export/fixed_summary.docx
@@ -34,7 +34,7 @@
         <w:t xml:space="preserve"> </w:t>
       </w:r>
       <w:r>
-        <w:t xml:space="preserve">15</w:t>
+        <w:t xml:space="preserve">16</w:t>
       </w:r>
       <w:r>
         <w:t xml:space="preserve"> </w:t>
@@ -50,7 +50,7 @@
         <w:t xml:space="preserve"> </w:t>
       </w:r>
       <w:r>
-        <w:t xml:space="preserve">2026-06-01T14:11:33Z</w:t>
+        <w:t xml:space="preserve">2026-06-01T15:15:45Z</w:t>
       </w:r>
       <w:r>
         <w:t xml:space="preserve"> </w:t>
@@ -116,7 +116,7 @@
         <w:t xml:space="preserve"> </w:t>
       </w:r>
       <w:r>
-        <w:t xml:space="preserve">108</w:t>
+        <w:t xml:space="preserve">113</w:t>
       </w:r>
     </w:p>
     <w:bookmarkStart w:id="9" w:name="by-type"/>
@@ -208,7 +208,7 @@
               <w:pStyle w:val="Compact"/>
             </w:pPr>
             <w:r>
-              <w:t xml:space="preserve">37</w:t>
+              <w:t xml:space="preserve">42</w:t>
             </w:r>
           </w:p>
         </w:tc>

--- a/docs/export/fixed_summary.docx
+++ b/docs/export/fixed_summary.docx
@@ -34,7 +34,7 @@
         <w:t xml:space="preserve"> </w:t>
       </w:r>
       <w:r>
-        <w:t xml:space="preserve">16</w:t>
+        <w:t xml:space="preserve">17</w:t>
       </w:r>
       <w:r>
         <w:t xml:space="preserve"> </w:t>
@@ -50,7 +50,7 @@
         <w:t xml:space="preserve"> </w:t>
       </w:r>
       <w:r>
-        <w:t xml:space="preserve">2026-06-01T15:15:45Z</w:t>
+        <w:t xml:space="preserve">2026-06-01T16:14:38Z</w:t>
       </w:r>
       <w:r>
         <w:t xml:space="preserve"> </w:t>
@@ -116,7 +116,7 @@
         <w:t xml:space="preserve"> </w:t>
       </w:r>
       <w:r>
-        <w:t xml:space="preserve">113</w:t>
+        <w:t xml:space="preserve">122</w:t>
       </w:r>
     </w:p>
     <w:bookmarkStart w:id="9" w:name="by-type"/>
@@ -208,7 +208,7 @@
               <w:pStyle w:val="Compact"/>
             </w:pPr>
             <w:r>
-              <w:t xml:space="preserve">42</w:t>
+              <w:t xml:space="preserve">50</w:t>
             </w:r>
           </w:p>
         </w:tc>
@@ -232,7 +232,7 @@
               <w:pStyle w:val="Compact"/>
             </w:pPr>
             <w:r>
-              <w:t xml:space="preserve">42</w:t>
+              <w:t xml:space="preserve">43</w:t>
             </w:r>
           </w:p>
         </w:tc>

--- a/docs/export/fixed_summary.docx
+++ b/docs/export/fixed_summary.docx
@@ -34,7 +34,7 @@
         <w:t xml:space="preserve"> </w:t>
       </w:r>
       <w:r>
-        <w:t xml:space="preserve">17</w:t>
+        <w:t xml:space="preserve">18</w:t>
       </w:r>
       <w:r>
         <w:t xml:space="preserve"> </w:t>
@@ -50,7 +50,7 @@
         <w:t xml:space="preserve"> </w:t>
       </w:r>
       <w:r>
-        <w:t xml:space="preserve">2026-06-01T16:14:38Z</w:t>
+        <w:t xml:space="preserve">2026-06-01T16:33:22Z</w:t>
       </w:r>
       <w:r>
         <w:t xml:space="preserve"> </w:t>
@@ -116,7 +116,7 @@
         <w:t xml:space="preserve"> </w:t>
       </w:r>
       <w:r>
-        <w:t xml:space="preserve">122</w:t>
+        <w:t xml:space="preserve">127</w:t>
       </w:r>
     </w:p>
     <w:bookmarkStart w:id="9" w:name="by-type"/>
@@ -208,7 +208,7 @@
               <w:pStyle w:val="Compact"/>
             </w:pPr>
             <w:r>
-              <w:t xml:space="preserve">50</w:t>
+              <w:t xml:space="preserve">53</w:t>
             </w:r>
           </w:p>
         </w:tc>
@@ -232,7 +232,7 @@
               <w:pStyle w:val="Compact"/>
             </w:pPr>
             <w:r>
-              <w:t xml:space="preserve">43</w:t>
+              <w:t xml:space="preserve">45</w:t>
             </w:r>
           </w:p>
         </w:tc>

--- a/docs/export/fixed_summary.docx
+++ b/docs/export/fixed_summary.docx
@@ -34,7 +34,7 @@
         <w:t xml:space="preserve"> </w:t>
       </w:r>
       <w:r>
-        <w:t xml:space="preserve">18</w:t>
+        <w:t xml:space="preserve">19</w:t>
       </w:r>
       <w:r>
         <w:t xml:space="preserve"> </w:t>
@@ -50,7 +50,7 @@
         <w:t xml:space="preserve"> </w:t>
       </w:r>
       <w:r>
-        <w:t xml:space="preserve">2026-06-01T16:33:22Z</w:t>
+        <w:t xml:space="preserve">2026-06-01T17:11:08Z</w:t>
       </w:r>
       <w:r>
         <w:t xml:space="preserve"> </w:t>
@@ -116,7 +116,7 @@
         <w:t xml:space="preserve"> </w:t>
       </w:r>
       <w:r>
-        <w:t xml:space="preserve">127</w:t>
+        <w:t xml:space="preserve">131</w:t>
       </w:r>
     </w:p>
     <w:bookmarkStart w:id="9" w:name="by-type"/>
@@ -208,7 +208,7 @@
               <w:pStyle w:val="Compact"/>
             </w:pPr>
             <w:r>
-              <w:t xml:space="preserve">53</w:t>
+              <w:t xml:space="preserve">57</w:t>
             </w:r>
           </w:p>
         </w:tc>

--- a/docs/export/fixed_summary.docx
+++ b/docs/export/fixed_summary.docx
@@ -34,7 +34,7 @@
         <w:t xml:space="preserve"> </w:t>
       </w:r>
       <w:r>
-        <w:t xml:space="preserve">19</w:t>
+        <w:t xml:space="preserve">20</w:t>
       </w:r>
       <w:r>
         <w:t xml:space="preserve"> </w:t>
@@ -50,7 +50,7 @@
         <w:t xml:space="preserve"> </w:t>
       </w:r>
       <w:r>
-        <w:t xml:space="preserve">2026-06-01T17:11:08Z</w:t>
+        <w:t xml:space="preserve">2026-06-01T17:28:43Z</w:t>
       </w:r>
       <w:r>
         <w:t xml:space="preserve"> </w:t>
@@ -116,7 +116,7 @@
         <w:t xml:space="preserve"> </w:t>
       </w:r>
       <w:r>
-        <w:t xml:space="preserve">131</w:t>
+        <w:t xml:space="preserve">134</w:t>
       </w:r>
     </w:p>
     <w:bookmarkStart w:id="9" w:name="by-type"/>
@@ -208,7 +208,7 @@
               <w:pStyle w:val="Compact"/>
             </w:pPr>
             <w:r>
-              <w:t xml:space="preserve">57</w:t>
+              <w:t xml:space="preserve">60</w:t>
             </w:r>
           </w:p>
         </w:tc>

--- a/docs/export/fixed_summary.docx
+++ b/docs/export/fixed_summary.docx
@@ -34,7 +34,7 @@
         <w:t xml:space="preserve"> </w:t>
       </w:r>
       <w:r>
-        <w:t xml:space="preserve">20</w:t>
+        <w:t xml:space="preserve">21</w:t>
       </w:r>
       <w:r>
         <w:t xml:space="preserve"> </w:t>
@@ -50,7 +50,7 @@
         <w:t xml:space="preserve"> </w:t>
       </w:r>
       <w:r>
-        <w:t xml:space="preserve">2026-06-01T17:28:43Z</w:t>
+        <w:t xml:space="preserve">2026-06-01T18:10:59Z</w:t>
       </w:r>
       <w:r>
         <w:t xml:space="preserve"> </w:t>
@@ -116,7 +116,7 @@
         <w:t xml:space="preserve"> </w:t>
       </w:r>
       <w:r>
-        <w:t xml:space="preserve">134</w:t>
+        <w:t xml:space="preserve">137</w:t>
       </w:r>
     </w:p>
     <w:bookmarkStart w:id="9" w:name="by-type"/>
@@ -208,7 +208,7 @@
               <w:pStyle w:val="Compact"/>
             </w:pPr>
             <w:r>
-              <w:t xml:space="preserve">60</w:t>
+              <w:t xml:space="preserve">63</w:t>
             </w:r>
           </w:p>
         </w:tc>

--- a/docs/export/fixed_summary.docx
+++ b/docs/export/fixed_summary.docx
@@ -34,7 +34,7 @@
         <w:t xml:space="preserve"> </w:t>
       </w:r>
       <w:r>
-        <w:t xml:space="preserve">21</w:t>
+        <w:t xml:space="preserve">22</w:t>
       </w:r>
       <w:r>
         <w:t xml:space="preserve"> </w:t>
@@ -50,7 +50,7 @@
         <w:t xml:space="preserve"> </w:t>
       </w:r>
       <w:r>
-        <w:t xml:space="preserve">2026-06-01T18:10:59Z</w:t>
+        <w:t xml:space="preserve">2026-06-01T18:47:21Z</w:t>
       </w:r>
       <w:r>
         <w:t xml:space="preserve"> </w:t>
@@ -116,7 +116,7 @@
         <w:t xml:space="preserve"> </w:t>
       </w:r>
       <w:r>
-        <w:t xml:space="preserve">137</w:t>
+        <w:t xml:space="preserve">151</w:t>
       </w:r>
     </w:p>
     <w:bookmarkStart w:id="9" w:name="by-type"/>
@@ -184,7 +184,7 @@
               <w:pStyle w:val="Compact"/>
             </w:pPr>
             <w:r>
-              <w:t xml:space="preserve">29</w:t>
+              <w:t xml:space="preserve">30</w:t>
             </w:r>
           </w:p>
         </w:tc>
@@ -208,7 +208,7 @@
               <w:pStyle w:val="Compact"/>
             </w:pPr>
             <w:r>
-              <w:t xml:space="preserve">63</w:t>
+              <w:t xml:space="preserve">74</w:t>
             </w:r>
           </w:p>
         </w:tc>
@@ -232,7 +232,7 @@
               <w:pStyle w:val="Compact"/>
             </w:pPr>
             <w:r>
-              <w:t xml:space="preserve">45</w:t>
+              <w:t xml:space="preserve">47</w:t>
             </w:r>
           </w:p>
         </w:tc>

--- a/docs/export/fixed_summary.docx
+++ b/docs/export/fixed_summary.docx
@@ -34,7 +34,7 @@
         <w:t xml:space="preserve"> </w:t>
       </w:r>
       <w:r>
-        <w:t xml:space="preserve">22</w:t>
+        <w:t xml:space="preserve">23</w:t>
       </w:r>
       <w:r>
         <w:t xml:space="preserve"> </w:t>
@@ -50,7 +50,7 @@
         <w:t xml:space="preserve"> </w:t>
       </w:r>
       <w:r>
-        <w:t xml:space="preserve">2026-06-01T18:47:21Z</w:t>
+        <w:t xml:space="preserve">2026-06-01T19:08:03Z</w:t>
       </w:r>
       <w:r>
         <w:t xml:space="preserve"> </w:t>
@@ -116,7 +116,7 @@
         <w:t xml:space="preserve"> </w:t>
       </w:r>
       <w:r>
-        <w:t xml:space="preserve">151</w:t>
+        <w:t xml:space="preserve">157</w:t>
       </w:r>
     </w:p>
     <w:bookmarkStart w:id="9" w:name="by-type"/>
@@ -184,7 +184,7 @@
               <w:pStyle w:val="Compact"/>
             </w:pPr>
             <w:r>
-              <w:t xml:space="preserve">30</w:t>
+              <w:t xml:space="preserve">31</w:t>
             </w:r>
           </w:p>
         </w:tc>
@@ -208,7 +208,7 @@
               <w:pStyle w:val="Compact"/>
             </w:pPr>
             <w:r>
-              <w:t xml:space="preserve">74</w:t>
+              <w:t xml:space="preserve">78</w:t>
             </w:r>
           </w:p>
         </w:tc>
@@ -232,7 +232,7 @@
               <w:pStyle w:val="Compact"/>
             </w:pPr>
             <w:r>
-              <w:t xml:space="preserve">47</w:t>
+              <w:t xml:space="preserve">48</w:t>
             </w:r>
           </w:p>
         </w:tc>

--- a/docs/export/fixed_summary.docx
+++ b/docs/export/fixed_summary.docx
@@ -34,7 +34,7 @@
         <w:t xml:space="preserve"> </w:t>
       </w:r>
       <w:r>
-        <w:t xml:space="preserve">23</w:t>
+        <w:t xml:space="preserve">24</w:t>
       </w:r>
       <w:r>
         <w:t xml:space="preserve"> </w:t>
@@ -50,7 +50,7 @@
         <w:t xml:space="preserve"> </w:t>
       </w:r>
       <w:r>
-        <w:t xml:space="preserve">2026-06-01T19:08:03Z</w:t>
+        <w:t xml:space="preserve">2026-06-01T19:30:54Z</w:t>
       </w:r>
       <w:r>
         <w:t xml:space="preserve"> </w:t>
@@ -116,7 +116,7 @@
         <w:t xml:space="preserve"> </w:t>
       </w:r>
       <w:r>
-        <w:t xml:space="preserve">157</w:t>
+        <w:t xml:space="preserve">161</w:t>
       </w:r>
     </w:p>
     <w:bookmarkStart w:id="9" w:name="by-type"/>
@@ -208,7 +208,7 @@
               <w:pStyle w:val="Compact"/>
             </w:pPr>
             <w:r>
-              <w:t xml:space="preserve">78</w:t>
+              <w:t xml:space="preserve">81</w:t>
             </w:r>
           </w:p>
         </w:tc>
@@ -232,7 +232,7 @@
               <w:pStyle w:val="Compact"/>
             </w:pPr>
             <w:r>
-              <w:t xml:space="preserve">48</w:t>
+              <w:t xml:space="preserve">49</w:t>
             </w:r>
           </w:p>
         </w:tc>

--- a/docs/export/fixed_summary.docx
+++ b/docs/export/fixed_summary.docx
@@ -34,7 +34,7 @@
         <w:t xml:space="preserve"> </w:t>
       </w:r>
       <w:r>
-        <w:t xml:space="preserve">24</w:t>
+        <w:t xml:space="preserve">25</w:t>
       </w:r>
       <w:r>
         <w:t xml:space="preserve"> </w:t>
@@ -50,7 +50,7 @@
         <w:t xml:space="preserve"> </w:t>
       </w:r>
       <w:r>
-        <w:t xml:space="preserve">2026-06-01T19:30:54Z</w:t>
+        <w:t xml:space="preserve">2026-06-01T19:59:47Z</w:t>
       </w:r>
       <w:r>
         <w:t xml:space="preserve"> </w:t>
@@ -116,7 +116,7 @@
         <w:t xml:space="preserve"> </w:t>
       </w:r>
       <w:r>
-        <w:t xml:space="preserve">161</w:t>
+        <w:t xml:space="preserve">165</w:t>
       </w:r>
     </w:p>
     <w:bookmarkStart w:id="9" w:name="by-type"/>
@@ -208,7 +208,7 @@
               <w:pStyle w:val="Compact"/>
             </w:pPr>
             <w:r>
-              <w:t xml:space="preserve">81</w:t>
+              <w:t xml:space="preserve">84</w:t>
             </w:r>
           </w:p>
         </w:tc>
@@ -232,7 +232,7 @@
               <w:pStyle w:val="Compact"/>
             </w:pPr>
             <w:r>
-              <w:t xml:space="preserve">49</w:t>
+              <w:t xml:space="preserve">50</w:t>
             </w:r>
           </w:p>
         </w:tc>

--- a/docs/export/fixed_summary.docx
+++ b/docs/export/fixed_summary.docx
@@ -34,7 +34,7 @@
         <w:t xml:space="preserve"> </w:t>
       </w:r>
       <w:r>
-        <w:t xml:space="preserve">25</w:t>
+        <w:t xml:space="preserve">26</w:t>
       </w:r>
       <w:r>
         <w:t xml:space="preserve"> </w:t>
@@ -50,7 +50,7 @@
         <w:t xml:space="preserve"> </w:t>
       </w:r>
       <w:r>
-        <w:t xml:space="preserve">2026-06-01T19:59:47Z</w:t>
+        <w:t xml:space="preserve">2026-06-01T20:58:23Z</w:t>
       </w:r>
       <w:r>
         <w:t xml:space="preserve"> </w:t>
@@ -116,7 +116,7 @@
         <w:t xml:space="preserve"> </w:t>
       </w:r>
       <w:r>
-        <w:t xml:space="preserve">165</w:t>
+        <w:t xml:space="preserve">171</w:t>
       </w:r>
     </w:p>
     <w:bookmarkStart w:id="9" w:name="by-type"/>
@@ -208,7 +208,7 @@
               <w:pStyle w:val="Compact"/>
             </w:pPr>
             <w:r>
-              <w:t xml:space="preserve">84</w:t>
+              <w:t xml:space="preserve">89</w:t>
             </w:r>
           </w:p>
         </w:tc>
@@ -232,7 +232,7 @@
               <w:pStyle w:val="Compact"/>
             </w:pPr>
             <w:r>
-              <w:t xml:space="preserve">50</w:t>
+              <w:t xml:space="preserve">51</w:t>
             </w:r>
           </w:p>
         </w:tc>

--- a/docs/export/fixed_summary.docx
+++ b/docs/export/fixed_summary.docx
@@ -34,7 +34,7 @@
         <w:t xml:space="preserve"> </w:t>
       </w:r>
       <w:r>
-        <w:t xml:space="preserve">26</w:t>
+        <w:t xml:space="preserve">27</w:t>
       </w:r>
       <w:r>
         <w:t xml:space="preserve"> </w:t>
@@ -50,7 +50,7 @@
         <w:t xml:space="preserve"> </w:t>
       </w:r>
       <w:r>
-        <w:t xml:space="preserve">2026-06-01T20:58:23Z</w:t>
+        <w:t xml:space="preserve">2026-06-01T21:17:59Z</w:t>
       </w:r>
       <w:r>
         <w:t xml:space="preserve"> </w:t>
@@ -116,7 +116,7 @@
         <w:t xml:space="preserve"> </w:t>
       </w:r>
       <w:r>
-        <w:t xml:space="preserve">171</w:t>
+        <w:t xml:space="preserve">174</w:t>
       </w:r>
     </w:p>
     <w:bookmarkStart w:id="9" w:name="by-type"/>
@@ -208,7 +208,7 @@
               <w:pStyle w:val="Compact"/>
             </w:pPr>
             <w:r>
-              <w:t xml:space="preserve">89</w:t>
+              <w:t xml:space="preserve">90</w:t>
             </w:r>
           </w:p>
         </w:tc>
@@ -232,7 +232,7 @@
               <w:pStyle w:val="Compact"/>
             </w:pPr>
             <w:r>
-              <w:t xml:space="preserve">51</w:t>
+              <w:t xml:space="preserve">53</w:t>
             </w:r>
           </w:p>
         </w:tc>

--- a/docs/export/fixed_summary.docx
+++ b/docs/export/fixed_summary.docx
@@ -34,7 +34,7 @@
         <w:t xml:space="preserve"> </w:t>
       </w:r>
       <w:r>
-        <w:t xml:space="preserve">27</w:t>
+        <w:t xml:space="preserve">28</w:t>
       </w:r>
       <w:r>
         <w:t xml:space="preserve"> </w:t>
@@ -50,7 +50,7 @@
         <w:t xml:space="preserve"> </w:t>
       </w:r>
       <w:r>
-        <w:t xml:space="preserve">2026-06-01T21:17:59Z</w:t>
+        <w:t xml:space="preserve">2026-06-01T21:35:03Z</w:t>
       </w:r>
       <w:r>
         <w:t xml:space="preserve"> </w:t>
@@ -116,7 +116,7 @@
         <w:t xml:space="preserve"> </w:t>
       </w:r>
       <w:r>
-        <w:t xml:space="preserve">174</w:t>
+        <w:t xml:space="preserve">177</w:t>
       </w:r>
     </w:p>
     <w:bookmarkStart w:id="9" w:name="by-type"/>
@@ -208,7 +208,7 @@
               <w:pStyle w:val="Compact"/>
             </w:pPr>
             <w:r>
-              <w:t xml:space="preserve">90</w:t>
+              <w:t xml:space="preserve">92</w:t>
             </w:r>
           </w:p>
         </w:tc>
@@ -232,7 +232,7 @@
               <w:pStyle w:val="Compact"/>
             </w:pPr>
             <w:r>
-              <w:t xml:space="preserve">53</w:t>
+              <w:t xml:space="preserve">54</w:t>
             </w:r>
           </w:p>
         </w:tc>

--- a/docs/export/fixed_summary.docx
+++ b/docs/export/fixed_summary.docx
@@ -34,7 +34,7 @@
         <w:t xml:space="preserve"> </w:t>
       </w:r>
       <w:r>
-        <w:t xml:space="preserve">28</w:t>
+        <w:t xml:space="preserve">29</w:t>
       </w:r>
       <w:r>
         <w:t xml:space="preserve"> </w:t>
@@ -50,7 +50,7 @@
         <w:t xml:space="preserve"> </w:t>
       </w:r>
       <w:r>
-        <w:t xml:space="preserve">2026-06-01T21:35:03Z</w:t>
+        <w:t xml:space="preserve">2026-06-01T21:56:42Z</w:t>
       </w:r>
       <w:r>
         <w:t xml:space="preserve"> </w:t>
@@ -116,7 +116,7 @@
         <w:t xml:space="preserve"> </w:t>
       </w:r>
       <w:r>
-        <w:t xml:space="preserve">177</w:t>
+        <w:t xml:space="preserve">180</w:t>
       </w:r>
     </w:p>
     <w:bookmarkStart w:id="9" w:name="by-type"/>
@@ -208,7 +208,7 @@
               <w:pStyle w:val="Compact"/>
             </w:pPr>
             <w:r>
-              <w:t xml:space="preserve">92</w:t>
+              <w:t xml:space="preserve">95</w:t>
             </w:r>
           </w:p>
         </w:tc>

--- a/docs/export/fixed_summary.docx
+++ b/docs/export/fixed_summary.docx
@@ -34,7 +34,7 @@
         <w:t xml:space="preserve"> </w:t>
       </w:r>
       <w:r>
-        <w:t xml:space="preserve">29</w:t>
+        <w:t xml:space="preserve">30</w:t>
       </w:r>
       <w:r>
         <w:t xml:space="preserve"> </w:t>
@@ -50,7 +50,7 @@
         <w:t xml:space="preserve"> </w:t>
       </w:r>
       <w:r>
-        <w:t xml:space="preserve">2026-06-01T21:56:42Z</w:t>
+        <w:t xml:space="preserve">2026-06-01T22:12:55Z</w:t>
       </w:r>
       <w:r>
         <w:t xml:space="preserve"> </w:t>
@@ -116,7 +116,7 @@
         <w:t xml:space="preserve"> </w:t>
       </w:r>
       <w:r>
-        <w:t xml:space="preserve">180</w:t>
+        <w:t xml:space="preserve">182</w:t>
       </w:r>
     </w:p>
     <w:bookmarkStart w:id="9" w:name="by-type"/>
@@ -208,7 +208,7 @@
               <w:pStyle w:val="Compact"/>
             </w:pPr>
             <w:r>
-              <w:t xml:space="preserve">95</w:t>
+              <w:t xml:space="preserve">97</w:t>
             </w:r>
           </w:p>
         </w:tc>

--- a/docs/export/fixed_summary.docx
+++ b/docs/export/fixed_summary.docx
@@ -34,7 +34,7 @@
         <w:t xml:space="preserve"> </w:t>
       </w:r>
       <w:r>
-        <w:t xml:space="preserve">30</w:t>
+        <w:t xml:space="preserve">31</w:t>
       </w:r>
       <w:r>
         <w:t xml:space="preserve"> </w:t>
@@ -50,7 +50,7 @@
         <w:t xml:space="preserve"> </w:t>
       </w:r>
       <w:r>
-        <w:t xml:space="preserve">2026-06-01T22:12:55Z</w:t>
+        <w:t xml:space="preserve">2026-06-01T22:31:27Z</w:t>
       </w:r>
       <w:r>
         <w:t xml:space="preserve"> </w:t>
@@ -116,7 +116,7 @@
         <w:t xml:space="preserve"> </w:t>
       </w:r>
       <w:r>
-        <w:t xml:space="preserve">182</w:t>
+        <w:t xml:space="preserve">185</w:t>
       </w:r>
     </w:p>
     <w:bookmarkStart w:id="9" w:name="by-type"/>
@@ -208,7 +208,7 @@
               <w:pStyle w:val="Compact"/>
             </w:pPr>
             <w:r>
-              <w:t xml:space="preserve">97</w:t>
+              <w:t xml:space="preserve">100</w:t>
             </w:r>
           </w:p>
         </w:tc>

--- a/docs/export/fixed_summary.docx
+++ b/docs/export/fixed_summary.docx
@@ -34,7 +34,7 @@
         <w:t xml:space="preserve"> </w:t>
       </w:r>
       <w:r>
-        <w:t xml:space="preserve">31</w:t>
+        <w:t xml:space="preserve">32</w:t>
       </w:r>
       <w:r>
         <w:t xml:space="preserve"> </w:t>
@@ -50,7 +50,7 @@
         <w:t xml:space="preserve"> </w:t>
       </w:r>
       <w:r>
-        <w:t xml:space="preserve">2026-06-01T22:31:27Z</w:t>
+        <w:t xml:space="preserve">2026-06-01T22:47:59Z</w:t>
       </w:r>
       <w:r>
         <w:t xml:space="preserve"> </w:t>
@@ -116,7 +116,7 @@
         <w:t xml:space="preserve"> </w:t>
       </w:r>
       <w:r>
-        <w:t xml:space="preserve">185</w:t>
+        <w:t xml:space="preserve">187</w:t>
       </w:r>
     </w:p>
     <w:bookmarkStart w:id="9" w:name="by-type"/>
@@ -208,7 +208,7 @@
               <w:pStyle w:val="Compact"/>
             </w:pPr>
             <w:r>
-              <w:t xml:space="preserve">100</w:t>
+              <w:t xml:space="preserve">102</w:t>
             </w:r>
           </w:p>
         </w:tc>

--- a/docs/export/fixed_summary.docx
+++ b/docs/export/fixed_summary.docx
@@ -34,7 +34,7 @@
         <w:t xml:space="preserve"> </w:t>
       </w:r>
       <w:r>
-        <w:t xml:space="preserve">32</w:t>
+        <w:t xml:space="preserve">33</w:t>
       </w:r>
       <w:r>
         <w:t xml:space="preserve"> </w:t>
@@ -50,7 +50,7 @@
         <w:t xml:space="preserve"> </w:t>
       </w:r>
       <w:r>
-        <w:t xml:space="preserve">2026-06-01T22:47:59Z</w:t>
+        <w:t xml:space="preserve">2026-06-01T23:14:38Z</w:t>
       </w:r>
       <w:r>
         <w:t xml:space="preserve"> </w:t>
@@ -116,7 +116,7 @@
         <w:t xml:space="preserve"> </w:t>
       </w:r>
       <w:r>
-        <w:t xml:space="preserve">187</w:t>
+        <w:t xml:space="preserve">188</w:t>
       </w:r>
     </w:p>
     <w:bookmarkStart w:id="9" w:name="by-type"/>
@@ -232,7 +232,7 @@
               <w:pStyle w:val="Compact"/>
             </w:pPr>
             <w:r>
-              <w:t xml:space="preserve">54</w:t>
+              <w:t xml:space="preserve">55</w:t>
             </w:r>
           </w:p>
         </w:tc>

--- a/docs/export/fixed_summary.docx
+++ b/docs/export/fixed_summary.docx
@@ -34,7 +34,7 @@
         <w:t xml:space="preserve"> </w:t>
       </w:r>
       <w:r>
-        <w:t xml:space="preserve">33</w:t>
+        <w:t xml:space="preserve">34</w:t>
       </w:r>
       <w:r>
         <w:t xml:space="preserve"> </w:t>
@@ -50,7 +50,7 @@
         <w:t xml:space="preserve"> </w:t>
       </w:r>
       <w:r>
-        <w:t xml:space="preserve">2026-06-01T23:14:38Z</w:t>
+        <w:t xml:space="preserve">2026-06-01T23:30:42Z</w:t>
       </w:r>
       <w:r>
         <w:t xml:space="preserve"> </w:t>
@@ -116,7 +116,7 @@
         <w:t xml:space="preserve"> </w:t>
       </w:r>
       <w:r>
-        <w:t xml:space="preserve">188</w:t>
+        <w:t xml:space="preserve">191</w:t>
       </w:r>
     </w:p>
     <w:bookmarkStart w:id="9" w:name="by-type"/>
@@ -208,7 +208,7 @@
               <w:pStyle w:val="Compact"/>
             </w:pPr>
             <w:r>
-              <w:t xml:space="preserve">102</w:t>
+              <w:t xml:space="preserve">105</w:t>
             </w:r>
           </w:p>
         </w:tc>

--- a/docs/export/fixed_summary.docx
+++ b/docs/export/fixed_summary.docx
@@ -34,7 +34,7 @@
         <w:t xml:space="preserve"> </w:t>
       </w:r>
       <w:r>
-        <w:t xml:space="preserve">34</w:t>
+        <w:t xml:space="preserve">35</w:t>
       </w:r>
       <w:r>
         <w:t xml:space="preserve"> </w:t>
@@ -50,7 +50,7 @@
         <w:t xml:space="preserve"> </w:t>
       </w:r>
       <w:r>
-        <w:t xml:space="preserve">2026-06-01T23:30:42Z</w:t>
+        <w:t xml:space="preserve">2026-06-01T23:44:27Z</w:t>
       </w:r>
       <w:r>
         <w:t xml:space="preserve"> </w:t>
@@ -116,7 +116,7 @@
         <w:t xml:space="preserve"> </w:t>
       </w:r>
       <w:r>
-        <w:t xml:space="preserve">191</w:t>
+        <w:t xml:space="preserve">194</w:t>
       </w:r>
     </w:p>
     <w:bookmarkStart w:id="9" w:name="by-type"/>
@@ -208,7 +208,7 @@
               <w:pStyle w:val="Compact"/>
             </w:pPr>
             <w:r>
-              <w:t xml:space="preserve">105</w:t>
+              <w:t xml:space="preserve">108</w:t>
             </w:r>
           </w:p>
         </w:tc>

--- a/docs/export/fixed_summary.docx
+++ b/docs/export/fixed_summary.docx
@@ -34,7 +34,7 @@
         <w:t xml:space="preserve"> </w:t>
       </w:r>
       <w:r>
-        <w:t xml:space="preserve">35</w:t>
+        <w:t xml:space="preserve">36</w:t>
       </w:r>
       <w:r>
         <w:t xml:space="preserve"> </w:t>
@@ -50,7 +50,7 @@
         <w:t xml:space="preserve"> </w:t>
       </w:r>
       <w:r>
-        <w:t xml:space="preserve">2026-06-01T23:44:27Z</w:t>
+        <w:t xml:space="preserve">2026-06-01T23:59:30Z</w:t>
       </w:r>
       <w:r>
         <w:t xml:space="preserve"> </w:t>
@@ -116,7 +116,7 @@
         <w:t xml:space="preserve"> </w:t>
       </w:r>
       <w:r>
-        <w:t xml:space="preserve">194</w:t>
+        <w:t xml:space="preserve">196</w:t>
       </w:r>
     </w:p>
     <w:bookmarkStart w:id="9" w:name="by-type"/>
@@ -208,7 +208,31 @@
               <w:pStyle w:val="Compact"/>
             </w:pPr>
             <w:r>
-              <w:t xml:space="preserve">108</w:t>
+              <w:t xml:space="preserve">109</w:t>
+            </w:r>
+          </w:p>
+        </w:tc>
+      </w:tr>
+      <w:tr>
+        <w:tc>
+          <w:tcPr/>
+          <w:p>
+            <w:pPr>
+              <w:pStyle w:val="Compact"/>
+            </w:pPr>
+            <w:r>
+              <w:t xml:space="preserve">Research</w:t>
+            </w:r>
+          </w:p>
+        </w:tc>
+        <w:tc>
+          <w:tcPr/>
+          <w:p>
+            <w:pPr>
+              <w:pStyle w:val="Compact"/>
+            </w:pPr>
+            <w:r>
+              <w:t xml:space="preserve">1</w:t>
             </w:r>
           </w:p>
         </w:tc>

--- a/docs/export/fixed_summary.docx
+++ b/docs/export/fixed_summary.docx
@@ -34,7 +34,7 @@
         <w:t xml:space="preserve"> </w:t>
       </w:r>
       <w:r>
-        <w:t xml:space="preserve">36</w:t>
+        <w:t xml:space="preserve">37</w:t>
       </w:r>
       <w:r>
         <w:t xml:space="preserve"> </w:t>
@@ -50,7 +50,7 @@
         <w:t xml:space="preserve"> </w:t>
       </w:r>
       <w:r>
-        <w:t xml:space="preserve">2026-06-01T23:59:30Z</w:t>
+        <w:t xml:space="preserve">2026-06-02T00:16:14Z</w:t>
       </w:r>
       <w:r>
         <w:t xml:space="preserve"> </w:t>
@@ -116,7 +116,7 @@
         <w:t xml:space="preserve"> </w:t>
       </w:r>
       <w:r>
-        <w:t xml:space="preserve">196</w:t>
+        <w:t xml:space="preserve">199</w:t>
       </w:r>
     </w:p>
     <w:bookmarkStart w:id="9" w:name="by-type"/>
@@ -197,6 +197,30 @@
               <w:pStyle w:val="Compact"/>
             </w:pPr>
             <w:r>
+              <w:t xml:space="preserve">Docs</w:t>
+            </w:r>
+          </w:p>
+        </w:tc>
+        <w:tc>
+          <w:tcPr/>
+          <w:p>
+            <w:pPr>
+              <w:pStyle w:val="Compact"/>
+            </w:pPr>
+            <w:r>
+              <w:t xml:space="preserve">1</w:t>
+            </w:r>
+          </w:p>
+        </w:tc>
+      </w:tr>
+      <w:tr>
+        <w:tc>
+          <w:tcPr/>
+          <w:p>
+            <w:pPr>
+              <w:pStyle w:val="Compact"/>
+            </w:pPr>
+            <w:r>
               <w:t xml:space="preserve">Feature</w:t>
             </w:r>
           </w:p>
@@ -208,7 +232,7 @@
               <w:pStyle w:val="Compact"/>
             </w:pPr>
             <w:r>
-              <w:t xml:space="preserve">109</w:t>
+              <w:t xml:space="preserve">111</w:t>
             </w:r>
           </w:p>
         </w:tc>

--- a/docs/export/fixed_summary.docx
+++ b/docs/export/fixed_summary.docx
@@ -34,7 +34,7 @@
         <w:t xml:space="preserve"> </w:t>
       </w:r>
       <w:r>
-        <w:t xml:space="preserve">37</w:t>
+        <w:t xml:space="preserve">38</w:t>
       </w:r>
       <w:r>
         <w:t xml:space="preserve"> </w:t>
@@ -50,7 +50,7 @@
         <w:t xml:space="preserve"> </w:t>
       </w:r>
       <w:r>
-        <w:t xml:space="preserve">2026-06-02T00:16:14Z</w:t>
+        <w:t xml:space="preserve">2026-06-02T00:31:47Z</w:t>
       </w:r>
       <w:r>
         <w:t xml:space="preserve"> </w:t>
@@ -116,7 +116,7 @@
         <w:t xml:space="preserve"> </w:t>
       </w:r>
       <w:r>
-        <w:t xml:space="preserve">199</w:t>
+        <w:t xml:space="preserve">202</w:t>
       </w:r>
     </w:p>
     <w:bookmarkStart w:id="9" w:name="by-type"/>
@@ -232,7 +232,7 @@
               <w:pStyle w:val="Compact"/>
             </w:pPr>
             <w:r>
-              <w:t xml:space="preserve">111</w:t>
+              <w:t xml:space="preserve">114</w:t>
             </w:r>
           </w:p>
         </w:tc>

--- a/docs/export/fixed_summary.docx
+++ b/docs/export/fixed_summary.docx
@@ -34,7 +34,7 @@
         <w:t xml:space="preserve"> </w:t>
       </w:r>
       <w:r>
-        <w:t xml:space="preserve">38</w:t>
+        <w:t xml:space="preserve">39</w:t>
       </w:r>
       <w:r>
         <w:t xml:space="preserve"> </w:t>
@@ -50,7 +50,7 @@
         <w:t xml:space="preserve"> </w:t>
       </w:r>
       <w:r>
-        <w:t xml:space="preserve">2026-06-02T00:31:47Z</w:t>
+        <w:t xml:space="preserve">2026-06-02T00:45:10Z</w:t>
       </w:r>
       <w:r>
         <w:t xml:space="preserve"> </w:t>
@@ -116,7 +116,7 @@
         <w:t xml:space="preserve"> </w:t>
       </w:r>
       <w:r>
-        <w:t xml:space="preserve">202</w:t>
+        <w:t xml:space="preserve">205</w:t>
       </w:r>
     </w:p>
     <w:bookmarkStart w:id="9" w:name="by-type"/>
@@ -232,7 +232,7 @@
               <w:pStyle w:val="Compact"/>
             </w:pPr>
             <w:r>
-              <w:t xml:space="preserve">114</w:t>
+              <w:t xml:space="preserve">117</w:t>
             </w:r>
           </w:p>
         </w:tc>

--- a/docs/export/fixed_summary.docx
+++ b/docs/export/fixed_summary.docx
@@ -34,7 +34,7 @@
         <w:t xml:space="preserve"> </w:t>
       </w:r>
       <w:r>
-        <w:t xml:space="preserve">39</w:t>
+        <w:t xml:space="preserve">40</w:t>
       </w:r>
       <w:r>
         <w:t xml:space="preserve"> </w:t>
@@ -50,7 +50,7 @@
         <w:t xml:space="preserve"> </w:t>
       </w:r>
       <w:r>
-        <w:t xml:space="preserve">2026-06-02T00:45:10Z</w:t>
+        <w:t xml:space="preserve">2026-06-02T01:00:01Z</w:t>
       </w:r>
       <w:r>
         <w:t xml:space="preserve"> </w:t>
@@ -116,7 +116,7 @@
         <w:t xml:space="preserve"> </w:t>
       </w:r>
       <w:r>
-        <w:t xml:space="preserve">205</w:t>
+        <w:t xml:space="preserve">208</w:t>
       </w:r>
     </w:p>
     <w:bookmarkStart w:id="9" w:name="by-type"/>
@@ -232,7 +232,7 @@
               <w:pStyle w:val="Compact"/>
             </w:pPr>
             <w:r>
-              <w:t xml:space="preserve">117</w:t>
+              <w:t xml:space="preserve">120</w:t>
             </w:r>
           </w:p>
         </w:tc>

--- a/docs/export/fixed_summary.docx
+++ b/docs/export/fixed_summary.docx
@@ -34,7 +34,7 @@
         <w:t xml:space="preserve"> </w:t>
       </w:r>
       <w:r>
-        <w:t xml:space="preserve">40</w:t>
+        <w:t xml:space="preserve">41</w:t>
       </w:r>
       <w:r>
         <w:t xml:space="preserve"> </w:t>
@@ -50,7 +50,7 @@
         <w:t xml:space="preserve"> </w:t>
       </w:r>
       <w:r>
-        <w:t xml:space="preserve">2026-06-02T01:00:01Z</w:t>
+        <w:t xml:space="preserve">2026-06-02T01:13:03Z</w:t>
       </w:r>
       <w:r>
         <w:t xml:space="preserve"> </w:t>
@@ -116,7 +116,7 @@
         <w:t xml:space="preserve"> </w:t>
       </w:r>
       <w:r>
-        <w:t xml:space="preserve">208</w:t>
+        <w:t xml:space="preserve">216</w:t>
       </w:r>
     </w:p>
     <w:bookmarkStart w:id="9" w:name="by-type"/>
@@ -232,7 +232,7 @@
               <w:pStyle w:val="Compact"/>
             </w:pPr>
             <w:r>
-              <w:t xml:space="preserve">120</w:t>
+              <w:t xml:space="preserve">128</w:t>
             </w:r>
           </w:p>
         </w:tc>

--- a/docs/export/fixed_summary.docx
+++ b/docs/export/fixed_summary.docx
@@ -34,7 +34,7 @@
         <w:t xml:space="preserve"> </w:t>
       </w:r>
       <w:r>
-        <w:t xml:space="preserve">41</w:t>
+        <w:t xml:space="preserve">42</w:t>
       </w:r>
       <w:r>
         <w:t xml:space="preserve"> </w:t>
@@ -50,7 +50,7 @@
         <w:t xml:space="preserve"> </w:t>
       </w:r>
       <w:r>
-        <w:t xml:space="preserve">2026-06-02T01:13:03Z</w:t>
+        <w:t xml:space="preserve">2026-06-02T01:25:59Z</w:t>
       </w:r>
       <w:r>
         <w:t xml:space="preserve"> </w:t>
@@ -116,7 +116,7 @@
         <w:t xml:space="preserve"> </w:t>
       </w:r>
       <w:r>
-        <w:t xml:space="preserve">216</w:t>
+        <w:t xml:space="preserve">219</w:t>
       </w:r>
     </w:p>
     <w:bookmarkStart w:id="9" w:name="by-type"/>
@@ -232,7 +232,7 @@
               <w:pStyle w:val="Compact"/>
             </w:pPr>
             <w:r>
-              <w:t xml:space="preserve">128</w:t>
+              <w:t xml:space="preserve">131</w:t>
             </w:r>
           </w:p>
         </w:tc>

--- a/docs/export/fixed_summary.docx
+++ b/docs/export/fixed_summary.docx
@@ -34,7 +34,7 @@
         <w:t xml:space="preserve"> </w:t>
       </w:r>
       <w:r>
-        <w:t xml:space="preserve">42</w:t>
+        <w:t xml:space="preserve">43</w:t>
       </w:r>
       <w:r>
         <w:t xml:space="preserve"> </w:t>
@@ -50,7 +50,7 @@
         <w:t xml:space="preserve"> </w:t>
       </w:r>
       <w:r>
-        <w:t xml:space="preserve">2026-06-02T01:25:59Z</w:t>
+        <w:t xml:space="preserve">2026-06-02T01:37:37Z</w:t>
       </w:r>
       <w:r>
         <w:t xml:space="preserve"> </w:t>
@@ -116,7 +116,7 @@
         <w:t xml:space="preserve"> </w:t>
       </w:r>
       <w:r>
-        <w:t xml:space="preserve">219</w:t>
+        <w:t xml:space="preserve">222</w:t>
       </w:r>
     </w:p>
     <w:bookmarkStart w:id="9" w:name="by-type"/>
@@ -232,7 +232,7 @@
               <w:pStyle w:val="Compact"/>
             </w:pPr>
             <w:r>
-              <w:t xml:space="preserve">131</w:t>
+              <w:t xml:space="preserve">134</w:t>
             </w:r>
           </w:p>
         </w:tc>

--- a/docs/export/fixed_summary.docx
+++ b/docs/export/fixed_summary.docx
@@ -34,7 +34,7 @@
         <w:t xml:space="preserve"> </w:t>
       </w:r>
       <w:r>
-        <w:t xml:space="preserve">43</w:t>
+        <w:t xml:space="preserve">197</w:t>
       </w:r>
       <w:r>
         <w:t xml:space="preserve"> </w:t>
@@ -50,7 +50,7 @@
         <w:t xml:space="preserve"> </w:t>
       </w:r>
       <w:r>
-        <w:t xml:space="preserve">2026-06-02T01:37:37Z</w:t>
+        <w:t xml:space="preserve">2026-06-14T18:36:45Z</w:t>
       </w:r>
       <w:r>
         <w:t xml:space="preserve"> </w:t>
@@ -116,7 +116,7 @@
         <w:t xml:space="preserve"> </w:t>
       </w:r>
       <w:r>
-        <w:t xml:space="preserve">222</w:t>
+        <w:t xml:space="preserve">725</w:t>
       </w:r>
     </w:p>
     <w:bookmarkStart w:id="9" w:name="by-type"/>
@@ -184,7 +184,7 @@
               <w:pStyle w:val="Compact"/>
             </w:pPr>
             <w:r>
-              <w:t xml:space="preserve">31</w:t>
+              <w:t xml:space="preserve">92</w:t>
             </w:r>
           </w:p>
         </w:tc>
@@ -208,7 +208,7 @@
               <w:pStyle w:val="Compact"/>
             </w:pPr>
             <w:r>
-              <w:t xml:space="preserve">1</w:t>
+              <w:t xml:space="preserve">13</w:t>
             </w:r>
           </w:p>
         </w:tc>
@@ -232,7 +232,7 @@
               <w:pStyle w:val="Compact"/>
             </w:pPr>
             <w:r>
-              <w:t xml:space="preserve">134</w:t>
+              <w:t xml:space="preserve">404</w:t>
             </w:r>
           </w:p>
         </w:tc>
@@ -256,7 +256,7 @@
               <w:pStyle w:val="Compact"/>
             </w:pPr>
             <w:r>
-              <w:t xml:space="preserve">1</w:t>
+              <w:t xml:space="preserve">24</w:t>
             </w:r>
           </w:p>
         </w:tc>
@@ -280,7 +280,7 @@
               <w:pStyle w:val="Compact"/>
             </w:pPr>
             <w:r>
-              <w:t xml:space="preserve">55</w:t>
+              <w:t xml:space="preserve">192</w:t>
             </w:r>
           </w:p>
         </w:tc>

--- a/docs/export/fixed_summary.docx
+++ b/docs/export/fixed_summary.docx
@@ -34,7 +34,7 @@
         <w:t xml:space="preserve"> </w:t>
       </w:r>
       <w:r>
-        <w:t xml:space="preserve">197</w:t>
+        <w:t xml:space="preserve">199</w:t>
       </w:r>
       <w:r>
         <w:t xml:space="preserve"> </w:t>
@@ -50,7 +50,7 @@
         <w:t xml:space="preserve"> </w:t>
       </w:r>
       <w:r>
-        <w:t xml:space="preserve">2026-06-14T18:36:45Z</w:t>
+        <w:t xml:space="preserve">2026-06-14T19:23:28Z</w:t>
       </w:r>
       <w:r>
         <w:t xml:space="preserve"> </w:t>
@@ -116,7 +116,7 @@
         <w:t xml:space="preserve"> </w:t>
       </w:r>
       <w:r>
-        <w:t xml:space="preserve">725</w:t>
+        <w:t xml:space="preserve">732</w:t>
       </w:r>
     </w:p>
     <w:bookmarkStart w:id="9" w:name="by-type"/>
@@ -184,7 +184,7 @@
               <w:pStyle w:val="Compact"/>
             </w:pPr>
             <w:r>
-              <w:t xml:space="preserve">92</w:t>
+              <w:t xml:space="preserve">94</w:t>
             </w:r>
           </w:p>
         </w:tc>
@@ -280,7 +280,7 @@
               <w:pStyle w:val="Compact"/>
             </w:pPr>
             <w:r>
-              <w:t xml:space="preserve">192</w:t>
+              <w:t xml:space="preserve">197</w:t>
             </w:r>
           </w:p>
         </w:tc>

--- a/docs/export/fixed_summary.docx
+++ b/docs/export/fixed_summary.docx
@@ -34,7 +34,7 @@
         <w:t xml:space="preserve"> </w:t>
       </w:r>
       <w:r>
-        <w:t xml:space="preserve">199</w:t>
+        <w:t xml:space="preserve">204</w:t>
       </w:r>
       <w:r>
         <w:t xml:space="preserve"> </w:t>
@@ -50,7 +50,7 @@
         <w:t xml:space="preserve"> </w:t>
       </w:r>
       <w:r>
-        <w:t xml:space="preserve">2026-06-14T19:23:28Z</w:t>
+        <w:t xml:space="preserve">2026-06-14T20:17:40Z</w:t>
       </w:r>
       <w:r>
         <w:t xml:space="preserve"> </w:t>
@@ -116,7 +116,7 @@
         <w:t xml:space="preserve"> </w:t>
       </w:r>
       <w:r>
-        <w:t xml:space="preserve">732</w:t>
+        <w:t xml:space="preserve">752</w:t>
       </w:r>
     </w:p>
     <w:bookmarkStart w:id="9" w:name="by-type"/>
@@ -184,7 +184,7 @@
               <w:pStyle w:val="Compact"/>
             </w:pPr>
             <w:r>
-              <w:t xml:space="preserve">94</w:t>
+              <w:t xml:space="preserve">101</w:t>
             </w:r>
           </w:p>
         </w:tc>
@@ -280,7 +280,7 @@
               <w:pStyle w:val="Compact"/>
             </w:pPr>
             <w:r>
-              <w:t xml:space="preserve">197</w:t>
+              <w:t xml:space="preserve">210</w:t>
             </w:r>
           </w:p>
         </w:tc>

--- a/docs/export/fixed_summary.docx
+++ b/docs/export/fixed_summary.docx
@@ -34,7 +34,7 @@
         <w:t xml:space="preserve"> </w:t>
       </w:r>
       <w:r>
-        <w:t xml:space="preserve">204</w:t>
+        <w:t xml:space="preserve">211</w:t>
       </w:r>
       <w:r>
         <w:t xml:space="preserve"> </w:t>
@@ -50,7 +50,7 @@
         <w:t xml:space="preserve"> </w:t>
       </w:r>
       <w:r>
-        <w:t xml:space="preserve">2026-06-14T20:17:40Z</w:t>
+        <w:t xml:space="preserve">2026-06-16T15:17:22Z</w:t>
       </w:r>
       <w:r>
         <w:t xml:space="preserve"> </w:t>
@@ -116,7 +116,7 @@
         <w:t xml:space="preserve"> </w:t>
       </w:r>
       <w:r>
-        <w:t xml:space="preserve">752</w:t>
+        <w:t xml:space="preserve">777</w:t>
       </w:r>
     </w:p>
     <w:bookmarkStart w:id="9" w:name="by-type"/>
@@ -184,7 +184,7 @@
               <w:pStyle w:val="Compact"/>
             </w:pPr>
             <w:r>
-              <w:t xml:space="preserve">101</w:t>
+              <w:t xml:space="preserve">111</w:t>
             </w:r>
           </w:p>
         </w:tc>
@@ -280,7 +280,7 @@
               <w:pStyle w:val="Compact"/>
             </w:pPr>
             <w:r>
-              <w:t xml:space="preserve">210</w:t>
+              <w:t xml:space="preserve">225</w:t>
             </w:r>
           </w:p>
         </w:tc>

--- a/docs/export/fixed_summary.docx
+++ b/docs/export/fixed_summary.docx
@@ -34,7 +34,7 @@
         <w:t xml:space="preserve"> </w:t>
       </w:r>
       <w:r>
-        <w:t xml:space="preserve">211</w:t>
+        <w:t xml:space="preserve">215</w:t>
       </w:r>
       <w:r>
         <w:t xml:space="preserve"> </w:t>
@@ -50,7 +50,7 @@
         <w:t xml:space="preserve"> </w:t>
       </w:r>
       <w:r>
-        <w:t xml:space="preserve">2026-06-16T15:17:22Z</w:t>
+        <w:t xml:space="preserve">2026-06-16T15:54:28Z</w:t>
       </w:r>
       <w:r>
         <w:t xml:space="preserve"> </w:t>
@@ -116,7 +116,7 @@
         <w:t xml:space="preserve"> </w:t>
       </w:r>
       <w:r>
-        <w:t xml:space="preserve">777</w:t>
+        <w:t xml:space="preserve">790</w:t>
       </w:r>
     </w:p>
     <w:bookmarkStart w:id="9" w:name="by-type"/>
@@ -184,7 +184,7 @@
               <w:pStyle w:val="Compact"/>
             </w:pPr>
             <w:r>
-              <w:t xml:space="preserve">111</w:t>
+              <w:t xml:space="preserve">114</w:t>
             </w:r>
           </w:p>
         </w:tc>
@@ -280,7 +280,7 @@
               <w:pStyle w:val="Compact"/>
             </w:pPr>
             <w:r>
-              <w:t xml:space="preserve">225</w:t>
+              <w:t xml:space="preserve">235</w:t>
             </w:r>
           </w:p>
         </w:tc>

--- a/docs/export/fixed_summary.docx
+++ b/docs/export/fixed_summary.docx
@@ -34,7 +34,7 @@
         <w:t xml:space="preserve"> </w:t>
       </w:r>
       <w:r>
-        <w:t xml:space="preserve">215</w:t>
+        <w:t xml:space="preserve">217</w:t>
       </w:r>
       <w:r>
         <w:t xml:space="preserve"> </w:t>
@@ -50,7 +50,7 @@
         <w:t xml:space="preserve"> </w:t>
       </w:r>
       <w:r>
-        <w:t xml:space="preserve">2026-06-16T15:54:28Z</w:t>
+        <w:t xml:space="preserve">2026-06-16T16:10:17Z</w:t>
       </w:r>
       <w:r>
         <w:t xml:space="preserve"> </w:t>
@@ -116,7 +116,7 @@
         <w:t xml:space="preserve"> </w:t>
       </w:r>
       <w:r>
-        <w:t xml:space="preserve">790</w:t>
+        <w:t xml:space="preserve">798</w:t>
       </w:r>
     </w:p>
     <w:bookmarkStart w:id="9" w:name="by-type"/>
@@ -184,7 +184,7 @@
               <w:pStyle w:val="Compact"/>
             </w:pPr>
             <w:r>
-              <w:t xml:space="preserve">114</w:t>
+              <w:t xml:space="preserve">115</w:t>
             </w:r>
           </w:p>
         </w:tc>
@@ -280,7 +280,7 @@
               <w:pStyle w:val="Compact"/>
             </w:pPr>
             <w:r>
-              <w:t xml:space="preserve">235</w:t>
+              <w:t xml:space="preserve">242</w:t>
             </w:r>
           </w:p>
         </w:tc>

--- a/docs/export/fixed_summary.docx
+++ b/docs/export/fixed_summary.docx
@@ -34,7 +34,7 @@
         <w:t xml:space="preserve"> </w:t>
       </w:r>
       <w:r>
-        <w:t xml:space="preserve">217</w:t>
+        <w:t xml:space="preserve">218</w:t>
       </w:r>
       <w:r>
         <w:t xml:space="preserve"> </w:t>
@@ -50,7 +50,7 @@
         <w:t xml:space="preserve"> </w:t>
       </w:r>
       <w:r>
-        <w:t xml:space="preserve">2026-06-16T16:10:17Z</w:t>
+        <w:t xml:space="preserve">2026-06-16T19:27:30Z</w:t>
       </w:r>
       <w:r>
         <w:t xml:space="preserve"> </w:t>
@@ -116,7 +116,7 @@
         <w:t xml:space="preserve"> </w:t>
       </w:r>
       <w:r>
-        <w:t xml:space="preserve">798</w:t>
+        <w:t xml:space="preserve">799</w:t>
       </w:r>
     </w:p>
     <w:bookmarkStart w:id="9" w:name="by-type"/>
@@ -184,7 +184,7 @@
               <w:pStyle w:val="Compact"/>
             </w:pPr>
             <w:r>
-              <w:t xml:space="preserve">115</w:t>
+              <w:t xml:space="preserve">116</w:t>
             </w:r>
           </w:p>
         </w:tc>

--- a/docs/export/fixed_summary.docx
+++ b/docs/export/fixed_summary.docx
@@ -34,7 +34,7 @@
         <w:t xml:space="preserve"> </w:t>
       </w:r>
       <w:r>
-        <w:t xml:space="preserve">218</w:t>
+        <w:t xml:space="preserve">219</w:t>
       </w:r>
       <w:r>
         <w:t xml:space="preserve"> </w:t>
@@ -50,7 +50,7 @@
         <w:t xml:space="preserve"> </w:t>
       </w:r>
       <w:r>
-        <w:t xml:space="preserve">2026-06-16T19:27:30Z</w:t>
+        <w:t xml:space="preserve">2026-06-16T20:09:49Z</w:t>
       </w:r>
       <w:r>
         <w:t xml:space="preserve"> </w:t>
@@ -116,7 +116,7 @@
         <w:t xml:space="preserve"> </w:t>
       </w:r>
       <w:r>
-        <w:t xml:space="preserve">799</w:t>
+        <w:t xml:space="preserve">801</w:t>
       </w:r>
     </w:p>
     <w:bookmarkStart w:id="9" w:name="by-type"/>
@@ -184,7 +184,7 @@
               <w:pStyle w:val="Compact"/>
             </w:pPr>
             <w:r>
-              <w:t xml:space="preserve">116</w:t>
+              <w:t xml:space="preserve">117</w:t>
             </w:r>
           </w:p>
         </w:tc>
@@ -280,7 +280,7 @@
               <w:pStyle w:val="Compact"/>
             </w:pPr>
             <w:r>
-              <w:t xml:space="preserve">242</w:t>
+              <w:t xml:space="preserve">243</w:t>
             </w:r>
           </w:p>
         </w:tc>

--- a/docs/export/fixed_summary.docx
+++ b/docs/export/fixed_summary.docx
@@ -34,7 +34,7 @@
         <w:t xml:space="preserve"> </w:t>
       </w:r>
       <w:r>
-        <w:t xml:space="preserve">219</w:t>
+        <w:t xml:space="preserve">220</w:t>
       </w:r>
       <w:r>
         <w:t xml:space="preserve"> </w:t>
@@ -50,7 +50,7 @@
         <w:t xml:space="preserve"> </w:t>
       </w:r>
       <w:r>
-        <w:t xml:space="preserve">2026-06-16T20:09:49Z</w:t>
+        <w:t xml:space="preserve">2026-06-16T20:36:13Z</w:t>
       </w:r>
       <w:r>
         <w:t xml:space="preserve"> </w:t>
@@ -116,7 +116,7 @@
         <w:t xml:space="preserve"> </w:t>
       </w:r>
       <w:r>
-        <w:t xml:space="preserve">801</w:t>
+        <w:t xml:space="preserve">803</w:t>
       </w:r>
     </w:p>
     <w:bookmarkStart w:id="9" w:name="by-type"/>
@@ -184,7 +184,7 @@
               <w:pStyle w:val="Compact"/>
             </w:pPr>
             <w:r>
-              <w:t xml:space="preserve">117</w:t>
+              <w:t xml:space="preserve">118</w:t>
             </w:r>
           </w:p>
         </w:tc>
@@ -280,7 +280,7 @@
               <w:pStyle w:val="Compact"/>
             </w:pPr>
             <w:r>
-              <w:t xml:space="preserve">243</w:t>
+              <w:t xml:space="preserve">244</w:t>
             </w:r>
           </w:p>
         </w:tc>

--- a/docs/export/fixed_summary.docx
+++ b/docs/export/fixed_summary.docx
@@ -34,7 +34,7 @@
         <w:t xml:space="preserve"> </w:t>
       </w:r>
       <w:r>
-        <w:t xml:space="preserve">220</w:t>
+        <w:t xml:space="preserve">221</w:t>
       </w:r>
       <w:r>
         <w:t xml:space="preserve"> </w:t>
@@ -50,7 +50,7 @@
         <w:t xml:space="preserve"> </w:t>
       </w:r>
       <w:r>
-        <w:t xml:space="preserve">2026-06-16T20:36:13Z</w:t>
+        <w:t xml:space="preserve">2026-06-16T20:51:13Z</w:t>
       </w:r>
       <w:r>
         <w:t xml:space="preserve"> </w:t>
@@ -116,7 +116,7 @@
         <w:t xml:space="preserve"> </w:t>
       </w:r>
       <w:r>
-        <w:t xml:space="preserve">803</w:t>
+        <w:t xml:space="preserve">806</w:t>
       </w:r>
     </w:p>
     <w:bookmarkStart w:id="9" w:name="by-type"/>
@@ -184,7 +184,7 @@
               <w:pStyle w:val="Compact"/>
             </w:pPr>
             <w:r>
-              <w:t xml:space="preserve">118</w:t>
+              <w:t xml:space="preserve">120</w:t>
             </w:r>
           </w:p>
         </w:tc>
@@ -280,7 +280,7 @@
               <w:pStyle w:val="Compact"/>
             </w:pPr>
             <w:r>
-              <w:t xml:space="preserve">244</w:t>
+              <w:t xml:space="preserve">245</w:t>
             </w:r>
           </w:p>
         </w:tc>

--- a/docs/export/fixed_summary.docx
+++ b/docs/export/fixed_summary.docx
@@ -34,7 +34,7 @@
         <w:t xml:space="preserve"> </w:t>
       </w:r>
       <w:r>
-        <w:t xml:space="preserve">221</w:t>
+        <w:t xml:space="preserve">222</w:t>
       </w:r>
       <w:r>
         <w:t xml:space="preserve"> </w:t>
@@ -50,7 +50,7 @@
         <w:t xml:space="preserve"> </w:t>
       </w:r>
       <w:r>
-        <w:t xml:space="preserve">2026-06-16T20:51:13Z</w:t>
+        <w:t xml:space="preserve">2026-06-16T20:58:34Z</w:t>
       </w:r>
       <w:r>
         <w:t xml:space="preserve"> </w:t>
@@ -116,7 +116,7 @@
         <w:t xml:space="preserve"> </w:t>
       </w:r>
       <w:r>
-        <w:t xml:space="preserve">806</w:t>
+        <w:t xml:space="preserve">807</w:t>
       </w:r>
     </w:p>
     <w:bookmarkStart w:id="9" w:name="by-type"/>
@@ -280,7 +280,7 @@
               <w:pStyle w:val="Compact"/>
             </w:pPr>
             <w:r>
-              <w:t xml:space="preserve">245</w:t>
+              <w:t xml:space="preserve">246</w:t>
             </w:r>
           </w:p>
         </w:tc>

--- a/docs/export/fixed_summary.docx
+++ b/docs/export/fixed_summary.docx
@@ -34,7 +34,7 @@
         <w:t xml:space="preserve"> </w:t>
       </w:r>
       <w:r>
-        <w:t xml:space="preserve">222</w:t>
+        <w:t xml:space="preserve">223</w:t>
       </w:r>
       <w:r>
         <w:t xml:space="preserve"> </w:t>
@@ -50,7 +50,7 @@
         <w:t xml:space="preserve"> </w:t>
       </w:r>
       <w:r>
-        <w:t xml:space="preserve">2026-06-16T20:58:34Z</w:t>
+        <w:t xml:space="preserve">2026-06-16T21:05:32Z</w:t>
       </w:r>
       <w:r>
         <w:t xml:space="preserve"> </w:t>
@@ -116,7 +116,7 @@
         <w:t xml:space="preserve"> </w:t>
       </w:r>
       <w:r>
-        <w:t xml:space="preserve">807</w:t>
+        <w:t xml:space="preserve">809</w:t>
       </w:r>
     </w:p>
     <w:bookmarkStart w:id="9" w:name="by-type"/>
@@ -184,7 +184,7 @@
               <w:pStyle w:val="Compact"/>
             </w:pPr>
             <w:r>
-              <w:t xml:space="preserve">120</w:t>
+              <w:t xml:space="preserve">121</w:t>
             </w:r>
           </w:p>
         </w:tc>
@@ -280,7 +280,7 @@
               <w:pStyle w:val="Compact"/>
             </w:pPr>
             <w:r>
-              <w:t xml:space="preserve">246</w:t>
+              <w:t xml:space="preserve">247</w:t>
             </w:r>
           </w:p>
         </w:tc>

--- a/docs/export/fixed_summary.docx
+++ b/docs/export/fixed_summary.docx
@@ -34,7 +34,7 @@
         <w:t xml:space="preserve"> </w:t>
       </w:r>
       <w:r>
-        <w:t xml:space="preserve">223</w:t>
+        <w:t xml:space="preserve">224</w:t>
       </w:r>
       <w:r>
         <w:t xml:space="preserve"> </w:t>
@@ -50,7 +50,7 @@
         <w:t xml:space="preserve"> </w:t>
       </w:r>
       <w:r>
-        <w:t xml:space="preserve">2026-06-16T21:05:32Z</w:t>
+        <w:t xml:space="preserve">2026-06-16T21:12:37Z</w:t>
       </w:r>
       <w:r>
         <w:t xml:space="preserve"> </w:t>
@@ -116,7 +116,7 @@
         <w:t xml:space="preserve"> </w:t>
       </w:r>
       <w:r>
-        <w:t xml:space="preserve">809</w:t>
+        <w:t xml:space="preserve">812</w:t>
       </w:r>
     </w:p>
     <w:bookmarkStart w:id="9" w:name="by-type"/>
@@ -184,7 +184,7 @@
               <w:pStyle w:val="Compact"/>
             </w:pPr>
             <w:r>
-              <w:t xml:space="preserve">121</w:t>
+              <w:t xml:space="preserve">124</w:t>
             </w:r>
           </w:p>
         </w:tc>

--- a/docs/export/fixed_summary.docx
+++ b/docs/export/fixed_summary.docx
@@ -34,7 +34,7 @@
         <w:t xml:space="preserve"> </w:t>
       </w:r>
       <w:r>
-        <w:t xml:space="preserve">224</w:t>
+        <w:t xml:space="preserve">225</w:t>
       </w:r>
       <w:r>
         <w:t xml:space="preserve"> </w:t>
@@ -50,7 +50,7 @@
         <w:t xml:space="preserve"> </w:t>
       </w:r>
       <w:r>
-        <w:t xml:space="preserve">2026-06-16T21:12:37Z</w:t>
+        <w:t xml:space="preserve">2026-06-16T21:19:29Z</w:t>
       </w:r>
       <w:r>
         <w:t xml:space="preserve"> </w:t>
@@ -116,7 +116,7 @@
         <w:t xml:space="preserve"> </w:t>
       </w:r>
       <w:r>
-        <w:t xml:space="preserve">812</w:t>
+        <w:t xml:space="preserve">816</w:t>
       </w:r>
     </w:p>
     <w:bookmarkStart w:id="9" w:name="by-type"/>
@@ -184,7 +184,7 @@
               <w:pStyle w:val="Compact"/>
             </w:pPr>
             <w:r>
-              <w:t xml:space="preserve">124</w:t>
+              <w:t xml:space="preserve">127</w:t>
             </w:r>
           </w:p>
         </w:tc>
@@ -280,7 +280,7 @@
               <w:pStyle w:val="Compact"/>
             </w:pPr>
             <w:r>
-              <w:t xml:space="preserve">247</w:t>
+              <w:t xml:space="preserve">248</w:t>
             </w:r>
           </w:p>
         </w:tc>

--- a/docs/export/fixed_summary.docx
+++ b/docs/export/fixed_summary.docx
@@ -34,7 +34,7 @@
         <w:t xml:space="preserve"> </w:t>
       </w:r>
       <w:r>
-        <w:t xml:space="preserve">225</w:t>
+        <w:t xml:space="preserve">226</w:t>
       </w:r>
       <w:r>
         <w:t xml:space="preserve"> </w:t>
@@ -50,7 +50,7 @@
         <w:t xml:space="preserve"> </w:t>
       </w:r>
       <w:r>
-        <w:t xml:space="preserve">2026-06-16T21:19:29Z</w:t>
+        <w:t xml:space="preserve">2026-06-16T21:30:28Z</w:t>
       </w:r>
       <w:r>
         <w:t xml:space="preserve"> </w:t>
@@ -116,7 +116,7 @@
         <w:t xml:space="preserve"> </w:t>
       </w:r>
       <w:r>
-        <w:t xml:space="preserve">816</w:t>
+        <w:t xml:space="preserve">817</w:t>
       </w:r>
     </w:p>
     <w:bookmarkStart w:id="9" w:name="by-type"/>
@@ -280,7 +280,7 @@
               <w:pStyle w:val="Compact"/>
             </w:pPr>
             <w:r>
-              <w:t xml:space="preserve">248</w:t>
+              <w:t xml:space="preserve">249</w:t>
             </w:r>
           </w:p>
         </w:tc>

--- a/docs/export/fixed_summary.docx
+++ b/docs/export/fixed_summary.docx
@@ -34,7 +34,7 @@
         <w:t xml:space="preserve"> </w:t>
       </w:r>
       <w:r>
-        <w:t xml:space="preserve">226</w:t>
+        <w:t xml:space="preserve">227</w:t>
       </w:r>
       <w:r>
         <w:t xml:space="preserve"> </w:t>
@@ -50,7 +50,7 @@
         <w:t xml:space="preserve"> </w:t>
       </w:r>
       <w:r>
-        <w:t xml:space="preserve">2026-06-16T21:30:28Z</w:t>
+        <w:t xml:space="preserve">2026-06-16T21:38:35Z</w:t>
       </w:r>
       <w:r>
         <w:t xml:space="preserve"> </w:t>
@@ -116,7 +116,7 @@
         <w:t xml:space="preserve"> </w:t>
       </w:r>
       <w:r>
-        <w:t xml:space="preserve">817</w:t>
+        <w:t xml:space="preserve">819</w:t>
       </w:r>
     </w:p>
     <w:bookmarkStart w:id="9" w:name="by-type"/>
@@ -184,7 +184,7 @@
               <w:pStyle w:val="Compact"/>
             </w:pPr>
             <w:r>
-              <w:t xml:space="preserve">127</w:t>
+              <w:t xml:space="preserve">128</w:t>
             </w:r>
           </w:p>
         </w:tc>
@@ -280,7 +280,7 @@
               <w:pStyle w:val="Compact"/>
             </w:pPr>
             <w:r>
-              <w:t xml:space="preserve">249</w:t>
+              <w:t xml:space="preserve">250</w:t>
             </w:r>
           </w:p>
         </w:tc>

--- a/docs/export/fixed_summary.docx
+++ b/docs/export/fixed_summary.docx
@@ -34,7 +34,7 @@
         <w:t xml:space="preserve"> </w:t>
       </w:r>
       <w:r>
-        <w:t xml:space="preserve">227</w:t>
+        <w:t xml:space="preserve">228</w:t>
       </w:r>
       <w:r>
         <w:t xml:space="preserve"> </w:t>
@@ -50,7 +50,7 @@
         <w:t xml:space="preserve"> </w:t>
       </w:r>
       <w:r>
-        <w:t xml:space="preserve">2026-06-16T21:38:35Z</w:t>
+        <w:t xml:space="preserve">2026-06-16T21:48:08Z</w:t>
       </w:r>
       <w:r>
         <w:t xml:space="preserve"> </w:t>
@@ -116,7 +116,7 @@
         <w:t xml:space="preserve"> </w:t>
       </w:r>
       <w:r>
-        <w:t xml:space="preserve">819</w:t>
+        <w:t xml:space="preserve">821</w:t>
       </w:r>
     </w:p>
     <w:bookmarkStart w:id="9" w:name="by-type"/>
@@ -184,7 +184,7 @@
               <w:pStyle w:val="Compact"/>
             </w:pPr>
             <w:r>
-              <w:t xml:space="preserve">128</w:t>
+              <w:t xml:space="preserve">129</w:t>
             </w:r>
           </w:p>
         </w:tc>
@@ -280,7 +280,7 @@
               <w:pStyle w:val="Compact"/>
             </w:pPr>
             <w:r>
-              <w:t xml:space="preserve">250</w:t>
+              <w:t xml:space="preserve">251</w:t>
             </w:r>
           </w:p>
         </w:tc>

--- a/docs/export/fixed_summary.docx
+++ b/docs/export/fixed_summary.docx
@@ -34,7 +34,7 @@
         <w:t xml:space="preserve"> </w:t>
       </w:r>
       <w:r>
-        <w:t xml:space="preserve">228</w:t>
+        <w:t xml:space="preserve">229</w:t>
       </w:r>
       <w:r>
         <w:t xml:space="preserve"> </w:t>
@@ -50,7 +50,7 @@
         <w:t xml:space="preserve"> </w:t>
       </w:r>
       <w:r>
-        <w:t xml:space="preserve">2026-06-16T21:48:08Z</w:t>
+        <w:t xml:space="preserve">2026-06-16T21:54:51Z</w:t>
       </w:r>
       <w:r>
         <w:t xml:space="preserve"> </w:t>
@@ -116,7 +116,7 @@
         <w:t xml:space="preserve"> </w:t>
       </w:r>
       <w:r>
-        <w:t xml:space="preserve">821</w:t>
+        <w:t xml:space="preserve">824</w:t>
       </w:r>
     </w:p>
     <w:bookmarkStart w:id="9" w:name="by-type"/>
@@ -184,7 +184,7 @@
               <w:pStyle w:val="Compact"/>
             </w:pPr>
             <w:r>
-              <w:t xml:space="preserve">129</w:t>
+              <w:t xml:space="preserve">131</w:t>
             </w:r>
           </w:p>
         </w:tc>
@@ -280,7 +280,7 @@
               <w:pStyle w:val="Compact"/>
             </w:pPr>
             <w:r>
-              <w:t xml:space="preserve">251</w:t>
+              <w:t xml:space="preserve">252</w:t>
             </w:r>
           </w:p>
         </w:tc>

--- a/docs/export/fixed_summary.docx
+++ b/docs/export/fixed_summary.docx
@@ -34,7 +34,7 @@
         <w:t xml:space="preserve"> </w:t>
       </w:r>
       <w:r>
-        <w:t xml:space="preserve">229</w:t>
+        <w:t xml:space="preserve">230</w:t>
       </w:r>
       <w:r>
         <w:t xml:space="preserve"> </w:t>
@@ -50,7 +50,7 @@
         <w:t xml:space="preserve"> </w:t>
       </w:r>
       <w:r>
-        <w:t xml:space="preserve">2026-06-16T21:54:51Z</w:t>
+        <w:t xml:space="preserve">2026-06-16T21:59:50Z</w:t>
       </w:r>
       <w:r>
         <w:t xml:space="preserve"> </w:t>
@@ -116,7 +116,7 @@
         <w:t xml:space="preserve"> </w:t>
       </w:r>
       <w:r>
-        <w:t xml:space="preserve">824</w:t>
+        <w:t xml:space="preserve">826</w:t>
       </w:r>
     </w:p>
     <w:bookmarkStart w:id="9" w:name="by-type"/>
@@ -184,7 +184,7 @@
               <w:pStyle w:val="Compact"/>
             </w:pPr>
             <w:r>
-              <w:t xml:space="preserve">131</w:t>
+              <w:t xml:space="preserve">132</w:t>
             </w:r>
           </w:p>
         </w:tc>
@@ -280,7 +280,7 @@
               <w:pStyle w:val="Compact"/>
             </w:pPr>
             <w:r>
-              <w:t xml:space="preserve">252</w:t>
+              <w:t xml:space="preserve">253</w:t>
             </w:r>
           </w:p>
         </w:tc>

--- a/docs/export/fixed_summary.docx
+++ b/docs/export/fixed_summary.docx
@@ -34,7 +34,7 @@
         <w:t xml:space="preserve"> </w:t>
       </w:r>
       <w:r>
-        <w:t xml:space="preserve">230</w:t>
+        <w:t xml:space="preserve">231</w:t>
       </w:r>
       <w:r>
         <w:t xml:space="preserve"> </w:t>
@@ -50,7 +50,7 @@
         <w:t xml:space="preserve"> </w:t>
       </w:r>
       <w:r>
-        <w:t xml:space="preserve">2026-06-16T21:59:50Z</w:t>
+        <w:t xml:space="preserve">2026-06-16T22:11:21Z</w:t>
       </w:r>
       <w:r>
         <w:t xml:space="preserve"> </w:t>
@@ -116,7 +116,7 @@
         <w:t xml:space="preserve"> </w:t>
       </w:r>
       <w:r>
-        <w:t xml:space="preserve">826</w:t>
+        <w:t xml:space="preserve">829</w:t>
       </w:r>
     </w:p>
     <w:bookmarkStart w:id="9" w:name="by-type"/>
@@ -184,7 +184,7 @@
               <w:pStyle w:val="Compact"/>
             </w:pPr>
             <w:r>
-              <w:t xml:space="preserve">132</w:t>
+              <w:t xml:space="preserve">135</w:t>
             </w:r>
           </w:p>
         </w:tc>

--- a/docs/export/fixed_summary.docx
+++ b/docs/export/fixed_summary.docx
@@ -34,7 +34,7 @@
         <w:t xml:space="preserve"> </w:t>
       </w:r>
       <w:r>
-        <w:t xml:space="preserve">231</w:t>
+        <w:t xml:space="preserve">232</w:t>
       </w:r>
       <w:r>
         <w:t xml:space="preserve"> </w:t>
@@ -50,7 +50,7 @@
         <w:t xml:space="preserve"> </w:t>
       </w:r>
       <w:r>
-        <w:t xml:space="preserve">2026-06-16T22:11:21Z</w:t>
+        <w:t xml:space="preserve">2026-06-16T22:18:47Z</w:t>
       </w:r>
       <w:r>
         <w:t xml:space="preserve"> </w:t>
@@ -116,7 +116,7 @@
         <w:t xml:space="preserve"> </w:t>
       </w:r>
       <w:r>
-        <w:t xml:space="preserve">829</w:t>
+        <w:t xml:space="preserve">832</w:t>
       </w:r>
     </w:p>
     <w:bookmarkStart w:id="9" w:name="by-type"/>
@@ -184,7 +184,7 @@
               <w:pStyle w:val="Compact"/>
             </w:pPr>
             <w:r>
-              <w:t xml:space="preserve">135</w:t>
+              <w:t xml:space="preserve">137</w:t>
             </w:r>
           </w:p>
         </w:tc>
@@ -280,7 +280,7 @@
               <w:pStyle w:val="Compact"/>
             </w:pPr>
             <w:r>
-              <w:t xml:space="preserve">253</w:t>
+              <w:t xml:space="preserve">254</w:t>
             </w:r>
           </w:p>
         </w:tc>

--- a/docs/export/fixed_summary.docx
+++ b/docs/export/fixed_summary.docx
@@ -34,7 +34,7 @@
         <w:t xml:space="preserve"> </w:t>
       </w:r>
       <w:r>
-        <w:t xml:space="preserve">232</w:t>
+        <w:t xml:space="preserve">233</w:t>
       </w:r>
       <w:r>
         <w:t xml:space="preserve"> </w:t>
@@ -50,7 +50,7 @@
         <w:t xml:space="preserve"> </w:t>
       </w:r>
       <w:r>
-        <w:t xml:space="preserve">2026-06-16T22:18:47Z</w:t>
+        <w:t xml:space="preserve">2026-06-16T22:26:36Z</w:t>
       </w:r>
       <w:r>
         <w:t xml:space="preserve"> </w:t>
@@ -116,7 +116,7 @@
         <w:t xml:space="preserve"> </w:t>
       </w:r>
       <w:r>
-        <w:t xml:space="preserve">832</w:t>
+        <w:t xml:space="preserve">835</w:t>
       </w:r>
     </w:p>
     <w:bookmarkStart w:id="9" w:name="by-type"/>
@@ -184,7 +184,7 @@
               <w:pStyle w:val="Compact"/>
             </w:pPr>
             <w:r>
-              <w:t xml:space="preserve">137</w:t>
+              <w:t xml:space="preserve">140</w:t>
             </w:r>
           </w:p>
         </w:tc>

--- a/docs/export/fixed_summary.docx
+++ b/docs/export/fixed_summary.docx
@@ -34,7 +34,7 @@
         <w:t xml:space="preserve"> </w:t>
       </w:r>
       <w:r>
-        <w:t xml:space="preserve">233</w:t>
+        <w:t xml:space="preserve">234</w:t>
       </w:r>
       <w:r>
         <w:t xml:space="preserve"> </w:t>
@@ -50,7 +50,7 @@
         <w:t xml:space="preserve"> </w:t>
       </w:r>
       <w:r>
-        <w:t xml:space="preserve">2026-06-16T22:26:36Z</w:t>
+        <w:t xml:space="preserve">2026-06-16T22:33:13Z</w:t>
       </w:r>
       <w:r>
         <w:t xml:space="preserve"> </w:t>
@@ -116,7 +116,7 @@
         <w:t xml:space="preserve"> </w:t>
       </w:r>
       <w:r>
-        <w:t xml:space="preserve">835</w:t>
+        <w:t xml:space="preserve">838</w:t>
       </w:r>
     </w:p>
     <w:bookmarkStart w:id="9" w:name="by-type"/>
@@ -184,7 +184,7 @@
               <w:pStyle w:val="Compact"/>
             </w:pPr>
             <w:r>
-              <w:t xml:space="preserve">140</w:t>
+              <w:t xml:space="preserve">143</w:t>
             </w:r>
           </w:p>
         </w:tc>

--- a/docs/export/fixed_summary.docx
+++ b/docs/export/fixed_summary.docx
@@ -34,7 +34,7 @@
         <w:t xml:space="preserve"> </w:t>
       </w:r>
       <w:r>
-        <w:t xml:space="preserve">234</w:t>
+        <w:t xml:space="preserve">235</w:t>
       </w:r>
       <w:r>
         <w:t xml:space="preserve"> </w:t>
@@ -50,7 +50,7 @@
         <w:t xml:space="preserve"> </w:t>
       </w:r>
       <w:r>
-        <w:t xml:space="preserve">2026-06-16T22:33:13Z</w:t>
+        <w:t xml:space="preserve">2026-06-16T22:43:11Z</w:t>
       </w:r>
       <w:r>
         <w:t xml:space="preserve"> </w:t>
@@ -116,7 +116,7 @@
         <w:t xml:space="preserve"> </w:t>
       </w:r>
       <w:r>
-        <w:t xml:space="preserve">838</w:t>
+        <w:t xml:space="preserve">841</w:t>
       </w:r>
     </w:p>
     <w:bookmarkStart w:id="9" w:name="by-type"/>
@@ -184,7 +184,7 @@
               <w:pStyle w:val="Compact"/>
             </w:pPr>
             <w:r>
-              <w:t xml:space="preserve">143</w:t>
+              <w:t xml:space="preserve">146</w:t>
             </w:r>
           </w:p>
         </w:tc>

--- a/docs/export/fixed_summary.docx
+++ b/docs/export/fixed_summary.docx
@@ -34,7 +34,7 @@
         <w:t xml:space="preserve"> </w:t>
       </w:r>
       <w:r>
-        <w:t xml:space="preserve">235</w:t>
+        <w:t xml:space="preserve">236</w:t>
       </w:r>
       <w:r>
         <w:t xml:space="preserve"> </w:t>
@@ -50,7 +50,7 @@
         <w:t xml:space="preserve"> </w:t>
       </w:r>
       <w:r>
-        <w:t xml:space="preserve">2026-06-16T22:43:11Z</w:t>
+        <w:t xml:space="preserve">2026-06-16T22:55:13Z</w:t>
       </w:r>
       <w:r>
         <w:t xml:space="preserve"> </w:t>
@@ -116,7 +116,7 @@
         <w:t xml:space="preserve"> </w:t>
       </w:r>
       <w:r>
-        <w:t xml:space="preserve">841</w:t>
+        <w:t xml:space="preserve">844</w:t>
       </w:r>
     </w:p>
     <w:bookmarkStart w:id="9" w:name="by-type"/>
@@ -184,7 +184,7 @@
               <w:pStyle w:val="Compact"/>
             </w:pPr>
             <w:r>
-              <w:t xml:space="preserve">146</w:t>
+              <w:t xml:space="preserve">148</w:t>
             </w:r>
           </w:p>
         </w:tc>
@@ -280,7 +280,7 @@
               <w:pStyle w:val="Compact"/>
             </w:pPr>
             <w:r>
-              <w:t xml:space="preserve">254</w:t>
+              <w:t xml:space="preserve">255</w:t>
             </w:r>
           </w:p>
         </w:tc>

--- a/docs/export/fixed_summary.docx
+++ b/docs/export/fixed_summary.docx
@@ -34,7 +34,7 @@
         <w:t xml:space="preserve"> </w:t>
       </w:r>
       <w:r>
-        <w:t xml:space="preserve">236</w:t>
+        <w:t xml:space="preserve">237</w:t>
       </w:r>
       <w:r>
         <w:t xml:space="preserve"> </w:t>
@@ -50,7 +50,7 @@
         <w:t xml:space="preserve"> </w:t>
       </w:r>
       <w:r>
-        <w:t xml:space="preserve">2026-06-16T22:55:13Z</w:t>
+        <w:t xml:space="preserve">2026-06-16T23:00:11Z</w:t>
       </w:r>
       <w:r>
         <w:t xml:space="preserve"> </w:t>
@@ -116,7 +116,7 @@
         <w:t xml:space="preserve"> </w:t>
       </w:r>
       <w:r>
-        <w:t xml:space="preserve">844</w:t>
+        <w:t xml:space="preserve">845</w:t>
       </w:r>
     </w:p>
     <w:bookmarkStart w:id="9" w:name="by-type"/>
@@ -184,7 +184,7 @@
               <w:pStyle w:val="Compact"/>
             </w:pPr>
             <w:r>
-              <w:t xml:space="preserve">148</w:t>
+              <w:t xml:space="preserve">149</w:t>
             </w:r>
           </w:p>
         </w:tc>

--- a/docs/export/fixed_summary.docx
+++ b/docs/export/fixed_summary.docx
@@ -34,7 +34,7 @@
         <w:t xml:space="preserve"> </w:t>
       </w:r>
       <w:r>
-        <w:t xml:space="preserve">237</w:t>
+        <w:t xml:space="preserve">240</w:t>
       </w:r>
       <w:r>
         <w:t xml:space="preserve"> </w:t>
@@ -50,7 +50,7 @@
         <w:t xml:space="preserve"> </w:t>
       </w:r>
       <w:r>
-        <w:t xml:space="preserve">2026-06-16T23:00:11Z</w:t>
+        <w:t xml:space="preserve">2026-06-16T23:32:53Z</w:t>
       </w:r>
       <w:r>
         <w:t xml:space="preserve"> </w:t>
@@ -116,7 +116,7 @@
         <w:t xml:space="preserve"> </w:t>
       </w:r>
       <w:r>
-        <w:t xml:space="preserve">845</w:t>
+        <w:t xml:space="preserve">852</w:t>
       </w:r>
     </w:p>
     <w:bookmarkStart w:id="9" w:name="by-type"/>
@@ -184,7 +184,7 @@
               <w:pStyle w:val="Compact"/>
             </w:pPr>
             <w:r>
-              <w:t xml:space="preserve">149</w:t>
+              <w:t xml:space="preserve">154</w:t>
             </w:r>
           </w:p>
         </w:tc>
@@ -280,7 +280,7 @@
               <w:pStyle w:val="Compact"/>
             </w:pPr>
             <w:r>
-              <w:t xml:space="preserve">255</w:t>
+              <w:t xml:space="preserve">257</w:t>
             </w:r>
           </w:p>
         </w:tc>

--- a/docs/export/fixed_summary.docx
+++ b/docs/export/fixed_summary.docx
@@ -34,7 +34,7 @@
         <w:t xml:space="preserve"> </w:t>
       </w:r>
       <w:r>
-        <w:t xml:space="preserve">240</w:t>
+        <w:t xml:space="preserve">241</w:t>
       </w:r>
       <w:r>
         <w:t xml:space="preserve"> </w:t>
@@ -50,7 +50,7 @@
         <w:t xml:space="preserve"> </w:t>
       </w:r>
       <w:r>
-        <w:t xml:space="preserve">2026-06-16T23:32:53Z</w:t>
+        <w:t xml:space="preserve">2026-06-16T23:42:27Z</w:t>
       </w:r>
       <w:r>
         <w:t xml:space="preserve"> </w:t>
@@ -116,7 +116,7 @@
         <w:t xml:space="preserve"> </w:t>
       </w:r>
       <w:r>
-        <w:t xml:space="preserve">852</w:t>
+        <w:t xml:space="preserve">853</w:t>
       </w:r>
     </w:p>
     <w:bookmarkStart w:id="9" w:name="by-type"/>
@@ -280,7 +280,7 @@
               <w:pStyle w:val="Compact"/>
             </w:pPr>
             <w:r>
-              <w:t xml:space="preserve">257</w:t>
+              <w:t xml:space="preserve">258</w:t>
             </w:r>
           </w:p>
         </w:tc>

--- a/docs/export/fixed_summary.docx
+++ b/docs/export/fixed_summary.docx
@@ -34,7 +34,7 @@
         <w:t xml:space="preserve"> </w:t>
       </w:r>
       <w:r>
-        <w:t xml:space="preserve">241</w:t>
+        <w:t xml:space="preserve">243</w:t>
       </w:r>
       <w:r>
         <w:t xml:space="preserve"> </w:t>
@@ -50,7 +50,7 @@
         <w:t xml:space="preserve"> </w:t>
       </w:r>
       <w:r>
-        <w:t xml:space="preserve">2026-06-16T23:42:27Z</w:t>
+        <w:t xml:space="preserve">2026-06-17T04:38:16Z</w:t>
       </w:r>
       <w:r>
         <w:t xml:space="preserve"> </w:t>
@@ -116,7 +116,7 @@
         <w:t xml:space="preserve"> </w:t>
       </w:r>
       <w:r>
-        <w:t xml:space="preserve">853</w:t>
+        <w:t xml:space="preserve">860</w:t>
       </w:r>
     </w:p>
     <w:bookmarkStart w:id="9" w:name="by-type"/>
@@ -184,7 +184,7 @@
               <w:pStyle w:val="Compact"/>
             </w:pPr>
             <w:r>
-              <w:t xml:space="preserve">154</w:t>
+              <w:t xml:space="preserve">160</w:t>
             </w:r>
           </w:p>
         </w:tc>
@@ -280,7 +280,7 @@
               <w:pStyle w:val="Compact"/>
             </w:pPr>
             <w:r>
-              <w:t xml:space="preserve">258</w:t>
+              <w:t xml:space="preserve">259</w:t>
             </w:r>
           </w:p>
         </w:tc>

--- a/docs/export/fixed_summary.docx
+++ b/docs/export/fixed_summary.docx
@@ -34,7 +34,7 @@
         <w:t xml:space="preserve"> </w:t>
       </w:r>
       <w:r>
-        <w:t xml:space="preserve">243</w:t>
+        <w:t xml:space="preserve">246</w:t>
       </w:r>
       <w:r>
         <w:t xml:space="preserve"> </w:t>
@@ -50,7 +50,7 @@
         <w:t xml:space="preserve"> </w:t>
       </w:r>
       <w:r>
-        <w:t xml:space="preserve">2026-06-17T04:38:16Z</w:t>
+        <w:t xml:space="preserve">2026-06-17T04:57:41Z</w:t>
       </w:r>
       <w:r>
         <w:t xml:space="preserve"> </w:t>
@@ -116,7 +116,7 @@
         <w:t xml:space="preserve"> </w:t>
       </w:r>
       <w:r>
-        <w:t xml:space="preserve">860</w:t>
+        <w:t xml:space="preserve">866</w:t>
       </w:r>
     </w:p>
     <w:bookmarkStart w:id="9" w:name="by-type"/>
@@ -184,7 +184,7 @@
               <w:pStyle w:val="Compact"/>
             </w:pPr>
             <w:r>
-              <w:t xml:space="preserve">160</w:t>
+              <w:t xml:space="preserve">164</w:t>
             </w:r>
           </w:p>
         </w:tc>
@@ -280,7 +280,7 @@
               <w:pStyle w:val="Compact"/>
             </w:pPr>
             <w:r>
-              <w:t xml:space="preserve">259</w:t>
+              <w:t xml:space="preserve">261</w:t>
             </w:r>
           </w:p>
         </w:tc>

--- a/docs/export/fixed_summary.docx
+++ b/docs/export/fixed_summary.docx
@@ -34,7 +34,7 @@
         <w:t xml:space="preserve"> </w:t>
       </w:r>
       <w:r>
-        <w:t xml:space="preserve">246</w:t>
+        <w:t xml:space="preserve">249</w:t>
       </w:r>
       <w:r>
         <w:t xml:space="preserve"> </w:t>
@@ -50,7 +50,7 @@
         <w:t xml:space="preserve"> </w:t>
       </w:r>
       <w:r>
-        <w:t xml:space="preserve">2026-06-17T04:57:41Z</w:t>
+        <w:t xml:space="preserve">2026-06-17T05:20:22Z</w:t>
       </w:r>
       <w:r>
         <w:t xml:space="preserve"> </w:t>
@@ -116,7 +116,7 @@
         <w:t xml:space="preserve"> </w:t>
       </w:r>
       <w:r>
-        <w:t xml:space="preserve">866</w:t>
+        <w:t xml:space="preserve">873</w:t>
       </w:r>
     </w:p>
     <w:bookmarkStart w:id="9" w:name="by-type"/>
@@ -184,7 +184,7 @@
               <w:pStyle w:val="Compact"/>
             </w:pPr>
             <w:r>
-              <w:t xml:space="preserve">164</w:t>
+              <w:t xml:space="preserve">168</w:t>
             </w:r>
           </w:p>
         </w:tc>
@@ -280,7 +280,7 @@
               <w:pStyle w:val="Compact"/>
             </w:pPr>
             <w:r>
-              <w:t xml:space="preserve">261</w:t>
+              <w:t xml:space="preserve">264</w:t>
             </w:r>
           </w:p>
         </w:tc>

--- a/docs/export/fixed_summary.docx
+++ b/docs/export/fixed_summary.docx
@@ -34,7 +34,7 @@
         <w:t xml:space="preserve"> </w:t>
       </w:r>
       <w:r>
-        <w:t xml:space="preserve">249</w:t>
+        <w:t xml:space="preserve">253</w:t>
       </w:r>
       <w:r>
         <w:t xml:space="preserve"> </w:t>
@@ -50,7 +50,7 @@
         <w:t xml:space="preserve"> </w:t>
       </w:r>
       <w:r>
-        <w:t xml:space="preserve">2026-06-17T05:20:22Z</w:t>
+        <w:t xml:space="preserve">2026-06-17T05:49:22Z</w:t>
       </w:r>
       <w:r>
         <w:t xml:space="preserve"> </w:t>
@@ -116,7 +116,7 @@
         <w:t xml:space="preserve"> </w:t>
       </w:r>
       <w:r>
-        <w:t xml:space="preserve">873</w:t>
+        <w:t xml:space="preserve">882</w:t>
       </w:r>
     </w:p>
     <w:bookmarkStart w:id="9" w:name="by-type"/>
@@ -184,7 +184,7 @@
               <w:pStyle w:val="Compact"/>
             </w:pPr>
             <w:r>
-              <w:t xml:space="preserve">168</w:t>
+              <w:t xml:space="preserve">174</w:t>
             </w:r>
           </w:p>
         </w:tc>
@@ -280,7 +280,7 @@
               <w:pStyle w:val="Compact"/>
             </w:pPr>
             <w:r>
-              <w:t xml:space="preserve">264</w:t>
+              <w:t xml:space="preserve">267</w:t>
             </w:r>
           </w:p>
         </w:tc>

--- a/docs/export/fixed_summary.docx
+++ b/docs/export/fixed_summary.docx
@@ -34,7 +34,7 @@
         <w:t xml:space="preserve"> </w:t>
       </w:r>
       <w:r>
-        <w:t xml:space="preserve">253</w:t>
+        <w:t xml:space="preserve">255</w:t>
       </w:r>
       <w:r>
         <w:t xml:space="preserve"> </w:t>
@@ -50,7 +50,7 @@
         <w:t xml:space="preserve"> </w:t>
       </w:r>
       <w:r>
-        <w:t xml:space="preserve">2026-06-17T05:49:22Z</w:t>
+        <w:t xml:space="preserve">2026-06-17T06:04:38Z</w:t>
       </w:r>
       <w:r>
         <w:t xml:space="preserve"> </w:t>
@@ -116,7 +116,7 @@
         <w:t xml:space="preserve"> </w:t>
       </w:r>
       <w:r>
-        <w:t xml:space="preserve">882</w:t>
+        <w:t xml:space="preserve">887</w:t>
       </w:r>
     </w:p>
     <w:bookmarkStart w:id="9" w:name="by-type"/>
@@ -184,7 +184,7 @@
               <w:pStyle w:val="Compact"/>
             </w:pPr>
             <w:r>
-              <w:t xml:space="preserve">174</w:t>
+              <w:t xml:space="preserve">177</w:t>
             </w:r>
           </w:p>
         </w:tc>
@@ -280,7 +280,7 @@
               <w:pStyle w:val="Compact"/>
             </w:pPr>
             <w:r>
-              <w:t xml:space="preserve">267</w:t>
+              <w:t xml:space="preserve">269</w:t>
             </w:r>
           </w:p>
         </w:tc>
